--- a/docs/MediPlan-Rapport-Final.docx
+++ b/docs/MediPlan-Rapport-Final.docx
@@ -60,29 +60,7 @@
           </w:tcPr>
           <w:p>
             <w:r>
-              <w:t>Projet intégrateur 030747 — Programmation informatique</w:t>
-            </w:r>
-          </w:p>
-        </w:tc>
-      </w:tr>
-      <w:tr>
-        <w:tc>
-          <w:tcPr>
-            <w:tcW w:type="dxa" w:w="4320"/>
-          </w:tcPr>
-          <w:p>
-            <w:r>
-              <w:t>Établissement</w:t>
-            </w:r>
-          </w:p>
-        </w:tc>
-        <w:tc>
-          <w:tcPr>
-            <w:tcW w:type="dxa" w:w="4320"/>
-          </w:tcPr>
-          <w:p>
-            <w:r>
-              <w:t>Collège La Cité</w:t>
+              <w:t>Projet intégrateur 030747 — Collège La Cité</w:t>
             </w:r>
           </w:p>
         </w:tc>
@@ -174,7 +152,7 @@
                 <w:rFonts w:ascii="Consolas" w:hAnsi="Consolas"/>
                 <w:sz w:val="19"/>
               </w:rPr>
-              <w:t>https://ca-mediplan-frontend.ashytree-9ad5012f.canadacentral.azurecontainerapps.io</w:t>
+              <w:t>ca-mediplan-frontend.ashytree-9ad5012f.canadacentral.azurecontainerapps.io</w:t>
             </w:r>
           </w:p>
         </w:tc>
@@ -200,7 +178,7 @@
                 <w:rFonts w:ascii="Consolas" w:hAnsi="Consolas"/>
                 <w:sz w:val="19"/>
               </w:rPr>
-              <w:t>https://github.com/soultaka19/mediplan</w:t>
+              <w:t>github.com/soultaka19/mediplan</w:t>
             </w:r>
           </w:p>
         </w:tc>
@@ -213,26 +191,17 @@
         <w:pStyle w:val="Heading2"/>
       </w:pPr>
       <w:r>
-        <w:t>1 · L'idée du projet</w:t>
+        <w:t>1. L'idée du projet</w:t>
       </w:r>
     </w:p>
     <w:p>
       <w:r>
-        <w:t>MediPlan est un agenda partagé pour une clinique médicale de petite ou moyenne taille. Il fait tenir dans un seul écran ce qui, aujourd'hui, est éparpillé entre un téléphone, un cahier et un fichier de calcul : les disponibilités des médecins, les rendez-vous, l'état de la journée en cours, et les chiffres qui permettent de piloter l'activité.</w:t>
+        <w:t>MediPlan est un agenda partagé pour une clinique médicale de petite taille. Il réunit dans un seul écran ce qui est aujourd'hui éparpillé entre un téléphone, un cahier et un fichier partagé : les disponibilités des médecins, les rendez-vous, l'état de la journée en cours et les chiffres d'activité.</w:t>
       </w:r>
     </w:p>
     <w:p>
       <w:r>
-        <w:t xml:space="preserve">L'idée tient en une phrase : </w:t>
-      </w:r>
-      <w:r>
-        <w:rPr>
-          <w:b/>
-        </w:rPr>
-        <w:t>outiller la réception, pas remplacer le téléphone.</w:t>
-      </w:r>
-      <w:r>
-        <w:t xml:space="preserve"> Nous n'avons pas cherché à construire un Doctolib. Nous avons cherché à donner à la personne qui décroche le téléphone un outil qui l'empêche de se tromper.</w:t>
+        <w:t>L'idée tient en une phrase : outiller la réception, pas remplacer le téléphone.</w:t>
       </w:r>
     </w:p>
     <w:p/>
@@ -241,12 +210,257 @@
         <w:pStyle w:val="Heading2"/>
       </w:pPr>
       <w:r>
-        <w:t>2 · Le problème identifié</w:t>
+        <w:t>2. Le problème identifié</w:t>
       </w:r>
     </w:p>
     <w:p>
       <w:r>
-        <w:t>Dans une partie des cliniques de proximité, la prise de rendez-vous reste organisée avec des outils hétérogènes. La littérature en gestion des services de santé documente les conséquences ; nous en avons retenu cinq, parce qu'elles se traduisent toutes en gestes concrets à l'accueil.</w:t>
+        <w:t>Nous sommes partis de cinq irritants concrets d'une clinique de proximité :</w:t>
+      </w:r>
+    </w:p>
+    <w:p>
+      <w:pPr>
+        <w:pStyle w:val="ListBullet"/>
+      </w:pPr>
+      <w:r>
+        <w:t>deux personnes réservent le même créneau, et il faut le démêler devant le</w:t>
+      </w:r>
+    </w:p>
+    <w:p>
+      <w:r>
+        <w:t>patient ;</w:t>
+      </w:r>
+    </w:p>
+    <w:p>
+      <w:pPr>
+        <w:pStyle w:val="ListBullet"/>
+      </w:pPr>
+      <w:r>
+        <w:t>un rendez-vous annulé n'est jamais remis en circulation, donc le créneau est</w:t>
+      </w:r>
+    </w:p>
+    <w:p>
+      <w:r>
+        <w:t>perdu ;</w:t>
+      </w:r>
+    </w:p>
+    <w:p>
+      <w:pPr>
+        <w:pStyle w:val="ListBullet"/>
+      </w:pPr>
+      <w:r>
+        <w:t>personne n'a de vue partagée sur la journée : on se lève pour demander qui est</w:t>
+      </w:r>
+    </w:p>
+    <w:p>
+      <w:r>
+        <w:t>arrivé ;</w:t>
+      </w:r>
+    </w:p>
+    <w:p>
+      <w:pPr>
+        <w:pStyle w:val="ListBullet"/>
+      </w:pPr>
+      <w:r>
+        <w:t>le patient doit se créer un compte pour exister, alors qu'au téléphone il n'en</w:t>
+      </w:r>
+    </w:p>
+    <w:p>
+      <w:r>
+        <w:t>ouvre pas ;</w:t>
+      </w:r>
+    </w:p>
+    <w:p>
+      <w:pPr>
+        <w:pStyle w:val="ListBullet"/>
+      </w:pPr>
+      <w:r>
+        <w:t>rien n'est mesuré, donc impossible de savoir si l'agenda se remplit ou si les</w:t>
+      </w:r>
+    </w:p>
+    <w:p>
+      <w:r>
+        <w:t>absences dérapent.</w:t>
+      </w:r>
+    </w:p>
+    <w:p>
+      <w:r>
+        <w:rPr>
+          <w:b/>
+        </w:rPr>
+        <w:t>Un constat a réorienté le projet.</w:t>
+      </w:r>
+      <w:r>
+        <w:t xml:space="preserve"> Notre cahier des charges initial plaçait le patient au centre, sur le modèle de Doctolib. En travaillant le besoin, nous avons retenu que dans une petite clinique, le patient appelle — il ne s'inscrit pas. L'utilisateur qui vit le problème est la réception.</w:t>
+      </w:r>
+    </w:p>
+    <w:p>
+      <w:r>
+        <w:t>Ce déplacement est le choix produit le plus important du projet. Il a changé le modèle de données, l'ordre des écrans et le fil de la démonstration.</w:t>
+      </w:r>
+    </w:p>
+    <w:p>
+      <w:r>
+        <w:rPr>
+          <w:b/>
+        </w:rPr>
+        <w:t>Les utilisateurs visés</w:t>
+      </w:r>
+      <w:r>
+        <w:t xml:space="preserve"> sont donc, dans l'ordre : l'administrateur de clinique (la réception), le médecin, le patient, et le super administrateur. Chacun ne voit que les données de sa clinique, et cette règle est appliquée par le serveur.</w:t>
+      </w:r>
+    </w:p>
+    <w:p/>
+    <w:p>
+      <w:pPr>
+        <w:pStyle w:val="Heading2"/>
+      </w:pPr>
+      <w:r>
+        <w:t>3. La solution développée</w:t>
+      </w:r>
+    </w:p>
+    <w:p>
+      <w:r>
+        <w:rPr>
+          <w:b/>
+        </w:rPr>
+        <w:t>Le médecin publie une plage de disponibilité</w:t>
+      </w:r>
+      <w:r>
+        <w:t xml:space="preserve"> : une date, deux bornes horaires, une durée de créneau. Le système génère seul les créneaux réservables. Une plage de 9 h à 12 h en créneaux de 30 minutes en produit six, sans autre saisie.</w:t>
+      </w:r>
+    </w:p>
+    <w:p>
+      <w:r>
+        <w:rPr>
+          <w:b/>
+        </w:rPr>
+        <w:t>La réception réserve pour un patient au téléphone</w:t>
+      </w:r>
+      <w:r>
+        <w:t xml:space="preserve"> en trois gestes : le médecin, le créneau, le patient. Le patient est créé au comptoir comme *patient léger* : il existe dans le système, sans compte ni mot de passe.</w:t>
+      </w:r>
+    </w:p>
+    <w:p>
+      <w:r>
+        <w:rPr>
+          <w:b/>
+        </w:rPr>
+        <w:t>Un patient inscrit peut aussi réserver seul.</w:t>
+      </w:r>
+      <w:r>
+        <w:t xml:space="preserve"> Les deux canaux passent par la même transaction et le même index en base, donc la garantie ne dépend pas du canal utilisé.</w:t>
+      </w:r>
+    </w:p>
+    <w:p>
+      <w:r>
+        <w:rPr>
+          <w:b/>
+        </w:rPr>
+        <w:t>La journée se suit dans le flux du jour</w:t>
+      </w:r>
+      <w:r>
+        <w:t>, vue partagée entre la réception et le médecin. Chaque rendez-vous parcourt : Réservé Arrivé En consultation Terminé, ou Annulé.</w:t>
+      </w:r>
+    </w:p>
+    <w:p>
+      <w:r>
+        <w:rPr>
+          <w:b/>
+        </w:rPr>
+        <w:t>L'annulation exige un motif</w:t>
+      </w:r>
+      <w:r>
+        <w:t xml:space="preserve"> : le bouton de confirmation reste inactif tant que le champ est vide. Le créneau libéré redevient immédiatement réservable.</w:t>
+      </w:r>
+    </w:p>
+    <w:p>
+      <w:r>
+        <w:rPr>
+          <w:b/>
+        </w:rPr>
+        <w:t>Les statistiques</w:t>
+      </w:r>
+      <w:r>
+        <w:t xml:space="preserve"> donnent le volume de rendez-vous, le taux d'absence et le taux d'occupation, par période et par médecin.</w:t>
+      </w:r>
+    </w:p>
+    <w:p>
+      <w:pPr>
+        <w:pStyle w:val="Heading3"/>
+      </w:pPr>
+      <w:r>
+        <w:t>Le choix technique dont nous sommes le plus fiers</w:t>
+      </w:r>
+    </w:p>
+    <w:p>
+      <w:r>
+        <w:t>Empêcher qu'un créneau soit pris deux fois paraît simple : on vérifie qu'il est libre, puis on écrit. Cette approche ne peut pas marcher. Entre la vérification et l'écriture, une autre requête peut passer : les deux voient le créneau libre, les deux réservent. Le défaut n'apparaît que sous charge, donc jamais pendant les tests manuels, et toujours le jour où deux personnes travaillent en même temps.</w:t>
+      </w:r>
+    </w:p>
+    <w:p>
+      <w:r>
+        <w:t>Nous avons sorti la garantie du code pour la poser dans la base, sous forme de contrainte d'unicité. Ce n'est plus notre code qui arbitre, c'est PostgreSQL.</w:t>
+      </w:r>
+    </w:p>
+    <w:p>
+      <w:r>
+        <w:t xml:space="preserve">La contrainte a ensuite été transformée en index unique </w:t>
+      </w:r>
+      <w:r>
+        <w:rPr>
+          <w:b/>
+        </w:rPr>
+        <w:t>partiel</w:t>
+      </w:r>
+      <w:r>
+        <w:t>, qui exclut les rendez-vous annulés. C'est ce détail qui rend l'annulation possible : sans lui, un créneau annulé resterait bloqué à jamais.</w:t>
+      </w:r>
+    </w:p>
+    <w:p>
+      <w:r>
+        <w:t>La leçon : quand une garantie dépend de la discipline du développeur, elle finit par tomber. Posée dans la base, elle tient même si une fonctionnalité future oublie de vérifier.</w:t>
+      </w:r>
+    </w:p>
+    <w:p>
+      <w:pPr>
+        <w:pStyle w:val="Heading3"/>
+      </w:pPr>
+      <w:r>
+        <w:t>L'architecture</w:t>
+      </w:r>
+    </w:p>
+    <w:p>
+      <w:r>
+        <w:t>Trois tiers : un frontend Angular servi par nginx, une API NestJS, une base PostgreSQL. En développement, les trois tournent sous Docker Compose. En ligne, le frontend et l'API sont sur Azure Container Apps et la base est infogérée chez Neon.</w:t>
+      </w:r>
+    </w:p>
+    <w:p>
+      <w:r>
+        <w:t xml:space="preserve">Le backend n'a </w:t>
+      </w:r>
+      <w:r>
+        <w:rPr>
+          <w:b/>
+        </w:rPr>
+        <w:t>aucune adresse publique</w:t>
+      </w:r>
+      <w:r>
+        <w:t xml:space="preserve"> : il n'est joignable que par le frontend. Cela le met hors d'atteinte depuis Internet et supprime tout besoin de CORS, puisqu'il n'y a jamais de requête inter-origines.</w:t>
+      </w:r>
+    </w:p>
+    <w:p>
+      <w:r>
+        <w:t>Toute l'infrastructure est décrite en Bicep : aucune ressource n'a été créée à la main. Le coût est maintenu à environ 0 $ par mois, contrainte d'un crédit étudiant non renouvelable. La contrepartie est un démarrage à froid de 10 à 15 secondes.</w:t>
+      </w:r>
+    </w:p>
+    <w:p/>
+    <w:p>
+      <w:pPr>
+        <w:pStyle w:val="Heading2"/>
+      </w:pPr>
+      <w:r>
+        <w:t>4. Les étapes du travail</w:t>
       </w:r>
     </w:p>
     <w:tbl>
@@ -270,7 +484,7 @@
               <w:rPr>
                 <w:b/>
               </w:rPr>
-              <w:t>L'irritant</w:t>
+              <w:t>Date</w:t>
             </w:r>
           </w:p>
         </w:tc>
@@ -283,7 +497,7 @@
               <w:rPr>
                 <w:b/>
               </w:rPr>
-              <w:t>Ce qu'il coûte</w:t>
+              <w:t>Jalon</w:t>
             </w:r>
           </w:p>
         </w:tc>
@@ -295,7 +509,7 @@
           </w:tcPr>
           <w:p>
             <w:r>
-              <w:t>Deux personnes réservent le même créneau</w:t>
+              <w:t>28 mai 2026</w:t>
             </w:r>
           </w:p>
         </w:tc>
@@ -305,13 +519,7 @@
           </w:tcPr>
           <w:p>
             <w:r>
-              <w:t xml:space="preserve">Une double réservation à démêler </w:t>
-            </w:r>
-            <w:r>
-              <w:rPr>
-                <w:b/>
-              </w:rPr>
-              <w:t>devant le patient</w:t>
+              <w:t>Cahier des charges</w:t>
             </w:r>
           </w:p>
         </w:tc>
@@ -323,7 +531,7 @@
           </w:tcPr>
           <w:p>
             <w:r>
-              <w:t>Un rendez-vous annulé n'est jamais remis en circulation</w:t>
+              <w:t>3 juin</w:t>
             </w:r>
           </w:p>
         </w:tc>
@@ -333,7 +541,7 @@
           </w:tcPr>
           <w:p>
             <w:r>
-              <w:t>Un créneau perdu, donc du temps médecin non facturé</w:t>
+              <w:t>Dossier de conception : 7 cas d'utilisation, classes, séquence, ERD</w:t>
             </w:r>
           </w:p>
         </w:tc>
@@ -345,7 +553,7 @@
           </w:tcPr>
           <w:p>
             <w:r>
-              <w:t>Personne n'a de vue partagée sur la journée</w:t>
+              <w:t>17 juin</w:t>
             </w:r>
           </w:p>
         </w:tc>
@@ -355,7 +563,7 @@
           </w:tcPr>
           <w:p>
             <w:r>
-              <w:t>On se lève pour demander qui est arrivé</w:t>
+              <w:t>Socle technique et authentification complets</w:t>
             </w:r>
           </w:p>
         </w:tc>
@@ -367,7 +575,7 @@
           </w:tcPr>
           <w:p>
             <w:r>
-              <w:t>Le patient doit se créer un compte pour exister</w:t>
+              <w:t>8 juillet</w:t>
             </w:r>
           </w:p>
         </w:tc>
@@ -377,7 +585,7 @@
           </w:tcPr>
           <w:p>
             <w:r>
-              <w:t>Friction inutile : au téléphone, il n'ouvre pas de compte</w:t>
+              <w:t>Patient léger, disponibilités, prise de rendez-vous</w:t>
             </w:r>
           </w:p>
         </w:tc>
@@ -389,7 +597,7 @@
           </w:tcPr>
           <w:p>
             <w:r>
-              <w:t>Aucune donnée n'est mesurée</w:t>
+              <w:t>21-22 juillet</w:t>
             </w:r>
           </w:p>
         </w:tc>
@@ -399,407 +607,7 @@
           </w:tcPr>
           <w:p>
             <w:r>
-              <w:t>Impossible de savoir si l'agenda est bien rempli ou si les absences dérapent</w:t>
-            </w:r>
-          </w:p>
-        </w:tc>
-      </w:tr>
-    </w:tbl>
-    <w:p/>
-    <w:p>
-      <w:r>
-        <w:rPr>
-          <w:b/>
-        </w:rPr>
-        <w:t>Le constat qui a orienté tout le projet.</w:t>
-      </w:r>
-      <w:r>
-        <w:t xml:space="preserve"> Notre cahier des charges initial posait le patient comme utilisateur principal, sur le modèle des plateformes grand public. En travaillant le besoin, nous avons retenu un constat plus resserré : </w:t>
-      </w:r>
-      <w:r>
-        <w:rPr>
-          <w:b/>
-        </w:rPr>
-        <w:t>dans une petite clinique, le patient appelle — il ne s'inscrit pas.</w:t>
-      </w:r>
-      <w:r>
-        <w:t xml:space="preserve"> L'utilisateur qui vit le problème n'est pas le patient, c'est la réception.</w:t>
-      </w:r>
-    </w:p>
-    <w:p>
-      <w:r>
-        <w:t>Ce déplacement d'angle est le choix produit le plus structurant que nous ayons fait, et il a réorganisé le reste : le modèle de données, l'ordre des écrans, et jusqu'au fil de la démonstration.</w:t>
-      </w:r>
-    </w:p>
-    <w:p>
-      <w:pPr>
-        <w:pStyle w:val="Heading3"/>
-      </w:pPr>
-      <w:r>
-        <w:t>Les utilisateurs visés</w:t>
-      </w:r>
-    </w:p>
-    <w:p>
-      <w:r>
-        <w:t>Quatre rôles : l'</w:t>
-      </w:r>
-      <w:r>
-        <w:rPr>
-          <w:b/>
-        </w:rPr>
-        <w:t>administrateur de clinique</w:t>
-      </w:r>
-      <w:r>
-        <w:t xml:space="preserve"> (la réception — l'utilisateur principal), le </w:t>
-      </w:r>
-      <w:r>
-        <w:rPr>
-          <w:b/>
-        </w:rPr>
-        <w:t>médecin</w:t>
-      </w:r>
-      <w:r>
-        <w:t xml:space="preserve">, le </w:t>
-      </w:r>
-      <w:r>
-        <w:rPr>
-          <w:b/>
-        </w:rPr>
-        <w:t>patient</w:t>
-      </w:r>
-      <w:r>
-        <w:t xml:space="preserve">, et le </w:t>
-      </w:r>
-      <w:r>
-        <w:rPr>
-          <w:b/>
-        </w:rPr>
-        <w:t>super administrateur</w:t>
-      </w:r>
-      <w:r>
-        <w:t>. Chacun ne voit que les données de sa clinique, et cette séparation est appliquée par le serveur, pas par l'affichage.</w:t>
-      </w:r>
-    </w:p>
-    <w:p/>
-    <w:p>
-      <w:pPr>
-        <w:pStyle w:val="Heading2"/>
-      </w:pPr>
-      <w:r>
-        <w:t>3 · La solution développée</w:t>
-      </w:r>
-    </w:p>
-    <w:p>
-      <w:pPr>
-        <w:pStyle w:val="Heading3"/>
-      </w:pPr>
-      <w:r>
-        <w:t>Ce que fait l'application</w:t>
-      </w:r>
-    </w:p>
-    <w:p>
-      <w:r>
-        <w:rPr>
-          <w:b/>
-        </w:rPr>
-        <w:t>Le médecin publie une plage de disponibilité</w:t>
-      </w:r>
-      <w:r>
-        <w:t xml:space="preserve"> — une date, deux bornes horaires, une durée de créneau. Le système </w:t>
-      </w:r>
-      <w:r>
-        <w:rPr>
-          <w:b/>
-        </w:rPr>
-        <w:t>génère tout seul</w:t>
-      </w:r>
-      <w:r>
-        <w:t xml:space="preserve"> les créneaux réservables. Une plage de 9 h à 12 h en créneaux de 30 minutes produit six créneaux, sans autre saisie. C'est le geste qui économise le plus de temps dans l'application.</w:t>
-      </w:r>
-    </w:p>
-    <w:p>
-      <w:r>
-        <w:rPr>
-          <w:b/>
-        </w:rPr>
-        <w:t>La réception réserve pour un patient au téléphone.</w:t>
-      </w:r>
-      <w:r>
-        <w:t xml:space="preserve"> Trois gestes : le médecin, le créneau, le patient. Le patient est créé au comptoir sous forme de </w:t>
-      </w:r>
-      <w:r>
-        <w:rPr>
-          <w:b/>
-        </w:rPr>
-        <w:t>patient léger</w:t>
-      </w:r>
-      <w:r>
-        <w:t xml:space="preserve"> — il existe dans le système, sans compte ni mot de passe.</w:t>
-      </w:r>
-    </w:p>
-    <w:p>
-      <w:r>
-        <w:rPr>
-          <w:b/>
-        </w:rPr>
-        <w:t>Un patient inscrit peut aussi réserver seul.</w:t>
-      </w:r>
-      <w:r>
-        <w:t xml:space="preserve"> C'est le second canal. Les deux empruntent la même transaction, le même verrou et le même index : la garantie ne dépend pas du canal utilisé.</w:t>
-      </w:r>
-    </w:p>
-    <w:p>
-      <w:r>
-        <w:rPr>
-          <w:b/>
-        </w:rPr>
-        <w:t>La journée se suit dans le flux du jour</w:t>
-      </w:r>
-      <w:r>
-        <w:t>, vue partagée entre la réception et le médecin. Chaque rendez-vous parcourt un cycle : Réservé → Arrivé → En consultation → Terminé, ou Annulé.</w:t>
-      </w:r>
-    </w:p>
-    <w:p>
-      <w:r>
-        <w:rPr>
-          <w:b/>
-        </w:rPr>
-        <w:t>L'annulation exige un motif.</w:t>
-      </w:r>
-      <w:r>
-        <w:t xml:space="preserve"> Le bouton de confirmation reste inactif tant que le champ est vide. Le créneau libéré </w:t>
-      </w:r>
-      <w:r>
-        <w:rPr>
-          <w:b/>
-        </w:rPr>
-        <w:t>redevient immédiatement réservable</w:t>
-      </w:r>
-      <w:r>
-        <w:t>.</w:t>
-      </w:r>
-    </w:p>
-    <w:p>
-      <w:r>
-        <w:rPr>
-          <w:b/>
-        </w:rPr>
-        <w:t>Les statistiques</w:t>
-      </w:r>
-      <w:r>
-        <w:t xml:space="preserve"> donnent le volume de rendez-vous, le taux d'absence et le taux d'occupation, filtrables par période et par médecin.</w:t>
-      </w:r>
-    </w:p>
-    <w:p>
-      <w:pPr>
-        <w:pStyle w:val="Heading3"/>
-      </w:pPr>
-      <w:r>
-        <w:t>Le choix technique dont nous sommes le plus fiers</w:t>
-      </w:r>
-    </w:p>
-    <w:p>
-      <w:r>
-        <w:t xml:space="preserve">Empêcher qu'un créneau soit réservé deux fois paraît simple : on vérifie qu'il est libre, puis on écrit. </w:t>
-      </w:r>
-      <w:r>
-        <w:rPr>
-          <w:b/>
-        </w:rPr>
-        <w:t>Cette approche ne peut pas marcher.</w:t>
-      </w:r>
-      <w:r>
-        <w:t xml:space="preserve"> Entre la vérification et l'écriture, une autre requête peut passer. Les deux voient le créneau libre, les deux réservent. Le défaut n'apparaît que sous charge — donc jamais pendant les tests manuels, et toujours le jour où deux personnes travaillent en même temps.</w:t>
-      </w:r>
-    </w:p>
-    <w:p>
-      <w:r>
-        <w:t xml:space="preserve">Nous avons donc </w:t>
-      </w:r>
-      <w:r>
-        <w:rPr>
-          <w:b/>
-        </w:rPr>
-        <w:t>sorti la garantie du code applicatif pour la poser dans la base</w:t>
-      </w:r>
-      <w:r>
-        <w:t>, sous forme de contrainte d'unicité sur le créneau. Ce n'est plus notre code qui arbitre la course, c'est PostgreSQL.</w:t>
-      </w:r>
-    </w:p>
-    <w:p>
-      <w:r>
-        <w:t xml:space="preserve">La contrainte a ensuite été transformée en </w:t>
-      </w:r>
-      <w:r>
-        <w:rPr>
-          <w:b/>
-        </w:rPr>
-        <w:t>index unique partiel</w:t>
-      </w:r>
-      <w:r>
-        <w:t>, excluant les rendez-vous annulés. C'est ce détail qui rend l'annulation possible : sans lui, un créneau annulé resterait bloqué à jamais.</w:t>
-      </w:r>
-    </w:p>
-    <w:p>
-      <w:pPr>
-        <w:pStyle w:val="IntenseQuote"/>
-      </w:pPr>
-      <w:r>
-        <w:rPr>
-          <w:b/>
-        </w:rPr>
-        <w:t>Ce que nous en retenons.</w:t>
-      </w:r>
-      <w:r>
-        <w:t xml:space="preserve"> Quand une garantie dépend de la discipline du développeur, elle finit par tomber. Une garantie posée dans la base tient même si une fonctionnalité future oublie de vérifier.</w:t>
-      </w:r>
-    </w:p>
-    <w:p>
-      <w:pPr>
-        <w:pStyle w:val="Heading3"/>
-      </w:pPr>
-      <w:r>
-        <w:t>L'architecture</w:t>
-      </w:r>
-    </w:p>
-    <w:p>
-      <w:r>
-        <w:rPr>
-          <w:rFonts w:ascii="Consolas" w:hAnsi="Consolas"/>
-          <w:sz w:val="18"/>
-        </w:rPr>
-        <w:t>Navigateur</w:t>
-        <w:br/>
-        <w:t xml:space="preserve">    │  HTTPS</w:t>
-        <w:br/>
-        <w:t>Frontend Angular servi par nginx     ── Azure Container Apps (ingress public)</w:t>
-        <w:br/>
-        <w:t xml:space="preserve">    │  proxy /api/</w:t>
-        <w:br/>
-        <w:t>API REST NestJS                       ── Azure Container Apps (ingress INTERNE)</w:t>
-        <w:br/>
-        <w:t xml:space="preserve">    │</w:t>
-        <w:br/>
-        <w:t>PostgreSQL infogéré                   ── Neon</w:t>
-      </w:r>
-    </w:p>
-    <w:p>
-      <w:r>
-        <w:t>Trois décisions structurent cette architecture :</w:t>
-      </w:r>
-    </w:p>
-    <w:p>
-      <w:pPr>
-        <w:pStyle w:val="ListNumber"/>
-      </w:pPr>
-      <w:r>
-        <w:rPr>
-          <w:b/>
-        </w:rPr>
-        <w:t>Le backend n'a aucune adresse publique.</w:t>
-      </w:r>
-      <w:r>
-        <w:t xml:space="preserve"> Il n'est joignable que par le</w:t>
-      </w:r>
-    </w:p>
-    <w:p>
-      <w:r>
-        <w:t>frontend. Cela le met hors d'atteinte directe depuis Internet — et supprime tout besoin de configuration CORS, puisqu'il n'y a jamais de requête inter-origines.</w:t>
-      </w:r>
-    </w:p>
-    <w:p>
-      <w:pPr>
-        <w:pStyle w:val="ListNumber"/>
-      </w:pPr>
-      <w:r>
-        <w:rPr>
-          <w:b/>
-        </w:rPr>
-        <w:t>Toute l'infrastructure naît d'un template Bicep.</w:t>
-      </w:r>
-      <w:r>
-        <w:t xml:space="preserve"> Aucune ressource n'a été</w:t>
-      </w:r>
-    </w:p>
-    <w:p>
-      <w:r>
-        <w:t>créée à la main, et chaque déploiement est prévisualisé avant d'être appliqué.</w:t>
-      </w:r>
-    </w:p>
-    <w:p>
-      <w:pPr>
-        <w:pStyle w:val="ListNumber"/>
-      </w:pPr>
-      <w:r>
-        <w:rPr>
-          <w:b/>
-        </w:rPr>
-        <w:t>Le schéma de base est piloté uniquement par des migrations versionnées.</w:t>
-      </w:r>
-    </w:p>
-    <w:p>
-      <w:r>
-        <w:t>N'importe qui reconstruit exactement le même schéma.</w:t>
-      </w:r>
-    </w:p>
-    <w:p>
-      <w:r>
-        <w:t xml:space="preserve">Le coût d'hébergement est maintenu à </w:t>
-      </w:r>
-      <w:r>
-        <w:rPr>
-          <w:b/>
-        </w:rPr>
-        <w:t>environ 0 $ par mois</w:t>
-      </w:r>
-      <w:r>
-        <w:t xml:space="preserve"> — contrainte d'un crédit étudiant non renouvelable. Le prix payé est un démarrage à froid de 10 à 15 secondes, assumé.</w:t>
-      </w:r>
-    </w:p>
-    <w:p/>
-    <w:p>
-      <w:pPr>
-        <w:pStyle w:val="Heading2"/>
-      </w:pPr>
-      <w:r>
-        <w:t>4 · Les principales étapes du travail</w:t>
-      </w:r>
-    </w:p>
-    <w:tbl>
-      <w:tblPr>
-        <w:tblStyle w:val="LightGrid-Accent1"/>
-        <w:tblW w:type="auto" w:w="0"/>
-        <w:jc w:val="center"/>
-        <w:tblLook w:firstColumn="1" w:firstRow="1" w:lastColumn="0" w:lastRow="0" w:noHBand="0" w:noVBand="1" w:val="04A0"/>
-      </w:tblPr>
-      <w:tblGrid>
-        <w:gridCol w:w="4320"/>
-        <w:gridCol w:w="4320"/>
-      </w:tblGrid>
-      <w:tr>
-        <w:tc>
-          <w:tcPr>
-            <w:tcW w:type="dxa" w:w="4320"/>
-          </w:tcPr>
-          <w:p>
-            <w:r>
-              <w:rPr>
-                <w:b/>
-              </w:rPr>
-              <w:t>Étape</w:t>
-            </w:r>
-          </w:p>
-        </w:tc>
-        <w:tc>
-          <w:tcPr>
-            <w:tcW w:type="dxa" w:w="4320"/>
-          </w:tcPr>
-          <w:p>
-            <w:r>
-              <w:rPr>
-                <w:b/>
-              </w:rPr>
-              <w:t>Ce qui a été fait</w:t>
+              <w:t>Refonte UX/UI et KPI réels du tableau de bord</w:t>
             </w:r>
           </w:p>
         </w:tc>
@@ -811,10 +619,7 @@
           </w:tcPr>
           <w:p>
             <w:r>
-              <w:rPr>
-                <w:b/>
-              </w:rPr>
-              <w:t>Conception</w:t>
+              <w:t>29 juillet</w:t>
             </w:r>
           </w:p>
         </w:tc>
@@ -824,7 +629,7 @@
           </w:tcPr>
           <w:p>
             <w:r>
-              <w:t>Cahier des charges, 7 cas d'utilisation, diagramme de classes, 3 diagrammes de séquence, diagramme entité-association</w:t>
+              <w:t>Mise en ligne sur Azure</w:t>
             </w:r>
           </w:p>
         </w:tc>
@@ -836,10 +641,7 @@
           </w:tcPr>
           <w:p>
             <w:r>
-              <w:rPr>
-                <w:b/>
-              </w:rPr>
-              <w:t>Socle technique</w:t>
+              <w:t>10 août</w:t>
             </w:r>
           </w:p>
         </w:tc>
@@ -849,7 +651,7 @@
           </w:tcPr>
           <w:p>
             <w:r>
-              <w:t>Monorepo Turborepo + pnpm, conteneurisation Docker Compose, intégration continue GitHub Actions</w:t>
+              <w:t>Statistiques, export CSV, notifications</w:t>
             </w:r>
           </w:p>
         </w:tc>
@@ -861,10 +663,7 @@
           </w:tcPr>
           <w:p>
             <w:r>
-              <w:rPr>
-                <w:b/>
-              </w:rPr>
-              <w:t>Authentification et sécurité</w:t>
+              <w:t>11 août</w:t>
             </w:r>
           </w:p>
         </w:tc>
@@ -874,7 +673,7 @@
           </w:tcPr>
           <w:p>
             <w:r>
-              <w:t>Inscription, connexion JWT, hachage bcrypt, verrouillage après échecs, réinitialisation, contrôle d'accès à 4 rôles</w:t>
+              <w:t>Réservation patient en libre-service</w:t>
             </w:r>
           </w:p>
         </w:tc>
@@ -886,10 +685,7 @@
           </w:tcPr>
           <w:p>
             <w:r>
-              <w:rPr>
-                <w:b/>
-              </w:rPr>
-              <w:t>Le rendez-vous</w:t>
+              <w:t>13 août</w:t>
             </w:r>
           </w:p>
         </w:tc>
@@ -899,82 +695,7 @@
           </w:tcPr>
           <w:p>
             <w:r>
-              <w:t>Disponibilités et génération des créneaux, patient léger, réservation, flux du jour, annulation, notifications</w:t>
-            </w:r>
-          </w:p>
-        </w:tc>
-      </w:tr>
-      <w:tr>
-        <w:tc>
-          <w:tcPr>
-            <w:tcW w:type="dxa" w:w="4320"/>
-          </w:tcPr>
-          <w:p>
-            <w:r>
-              <w:rPr>
-                <w:b/>
-              </w:rPr>
-              <w:t>Mesure et second canal</w:t>
-            </w:r>
-          </w:p>
-        </w:tc>
-        <w:tc>
-          <w:tcPr>
-            <w:tcW w:type="dxa" w:w="4320"/>
-          </w:tcPr>
-          <w:p>
-            <w:r>
-              <w:t>Tableaux de bord et statistiques, export CSV, réservation en libre-service par le patient</w:t>
-            </w:r>
-          </w:p>
-        </w:tc>
-      </w:tr>
-      <w:tr>
-        <w:tc>
-          <w:tcPr>
-            <w:tcW w:type="dxa" w:w="4320"/>
-          </w:tcPr>
-          <w:p>
-            <w:r>
-              <w:rPr>
-                <w:b/>
-              </w:rPr>
-              <w:t>Mise en ligne</w:t>
-            </w:r>
-          </w:p>
-        </w:tc>
-        <w:tc>
-          <w:tcPr>
-            <w:tcW w:type="dxa" w:w="4320"/>
-          </w:tcPr>
-          <w:p>
-            <w:r>
-              <w:t>Infrastructure Azure en Bicep, base infogérée, publication des images</w:t>
-            </w:r>
-          </w:p>
-        </w:tc>
-      </w:tr>
-      <w:tr>
-        <w:tc>
-          <w:tcPr>
-            <w:tcW w:type="dxa" w:w="4320"/>
-          </w:tcPr>
-          <w:p>
-            <w:r>
-              <w:rPr>
-                <w:b/>
-              </w:rPr>
-              <w:t>Consolidation</w:t>
-            </w:r>
-          </w:p>
-        </w:tc>
-        <w:tc>
-          <w:tcPr>
-            <w:tcW w:type="dxa" w:w="4320"/>
-          </w:tcPr>
-          <w:p>
-            <w:r>
-              <w:t>Réintégration des branches restées à l'écart, remise en cohérence de Jira avec le dépôt</w:t>
+              <w:t>Présentation finale</w:t>
             </w:r>
           </w:p>
         </w:tc>
@@ -983,13 +704,7 @@
     <w:p/>
     <w:p>
       <w:r>
-        <w:rPr>
-          <w:b/>
-        </w:rPr>
-        <w:t>Ces étapes ne se sont pas succédé, elles se sont chevauchées.</w:t>
-      </w:r>
-      <w:r>
-        <w:t xml:space="preserve"> Nous avons découpé le travail </w:t>
+        <w:t xml:space="preserve">Ces étapes se sont chevauchées. Nous avons découpé le travail </w:t>
       </w:r>
       <w:r>
         <w:rPr>
@@ -998,24 +713,7 @@
         <w:t>par tranche verticale</w:t>
       </w:r>
       <w:r>
-        <w:t xml:space="preserve"> : chacun mène sa fonctionnalité de la migration jusqu'à l'écran, plutôt qu'une séparation « un front / un back ». La mise en ligne, en particulier, a été faite </w:t>
-      </w:r>
-      <w:r>
-        <w:rPr>
-          <w:b/>
-        </w:rPr>
-        <w:t>en parallèle</w:t>
-      </w:r>
-      <w:r>
-        <w:t xml:space="preserve"> du dernier sprint et non à la fin — c'est ce qui nous a permis de découvrir tôt les écarts entre l'environnement local et la production.</w:t>
-      </w:r>
-    </w:p>
-    <w:p>
-      <w:pPr>
-        <w:pStyle w:val="Heading3"/>
-      </w:pPr>
-      <w:r>
-        <w:t>L'organisation</w:t>
+        <w:t xml:space="preserve"> : chacun mène sa fonctionnalité de la base de données jusqu'à l'écran, plutôt qu'une séparation « un front / un back ». La mise en ligne s'est faite pendant le dernier sprint et non à la fin, ce qui nous a permis de découvrir tôt les écarts entre le local et la production.</w:t>
       </w:r>
     </w:p>
     <w:p>
@@ -1023,19 +721,10 @@
         <w:rPr>
           <w:b/>
         </w:rPr>
-        <w:t>Jira</w:t>
+        <w:t>L'organisation.</w:t>
       </w:r>
       <w:r>
-        <w:t xml:space="preserve"> (projet MEDIPLAN) — 51 tickets, 7 épiques. </w:t>
-      </w:r>
-      <w:r>
-        <w:rPr>
-          <w:b/>
-        </w:rPr>
-        <w:t>GitHub</w:t>
-      </w:r>
-      <w:r>
-        <w:t xml:space="preserve"> — 21 pull requests, 3 contributeurs sur </w:t>
+        <w:t xml:space="preserve"> Jira, projet MEDIPLAN : 51 tickets, 7 épiques. GitHub : 21 pull requests, 3 contributeurs sur </w:t>
       </w:r>
       <w:r>
         <w:rPr>
@@ -1045,16 +734,7 @@
         <w:t>main</w:t>
       </w:r>
       <w:r>
-        <w:t xml:space="preserve">. Le flux : un ticket → une branche → une pull request → une revue → l'intégration continue. </w:t>
-      </w:r>
-      <w:r>
-        <w:rPr>
-          <w:b/>
-        </w:rPr>
-        <w:t>La CI bloque la fusion</w:t>
-      </w:r>
-      <w:r>
-        <w:t xml:space="preserve"> si la compilation ou les tests échouent.</w:t>
+        <w:t>. Le flux est un ticket, une branche, une pull request, une revue. L'intégration continue bloque la fusion si la compilation ou les tests échouent.</w:t>
       </w:r>
     </w:p>
     <w:p/>
@@ -1063,12 +743,12 @@
         <w:pStyle w:val="Heading2"/>
       </w:pPr>
       <w:r>
-        <w:t>5 · Ce qui a changé pendant le projet</w:t>
+        <w:t>5. Ce qui a changé pendant le projet</w:t>
       </w:r>
     </w:p>
     <w:p>
       <w:r>
-        <w:t>C'est la section la plus utile de ce rapport, parce que c'est là que nous avons appris quelque chose.</w:t>
+        <w:t>C'est la partie la plus utile de ce rapport, parce que c'est là que nous avons appris quelque chose.</w:t>
       </w:r>
     </w:p>
     <w:p>
@@ -1076,26 +756,12 @@
         <w:pStyle w:val="Heading3"/>
       </w:pPr>
       <w:r>
-        <w:t>5.1 · Le patient est passé du premier au second plan</w:t>
+        <w:t>Le patient est passé au second plan</w:t>
       </w:r>
     </w:p>
     <w:p>
       <w:r>
-        <w:t xml:space="preserve">Prévu : le patient réserve en ligne, comme sur Doctolib. Réalisé : la réception réserve pour lui, </w:t>
-      </w:r>
-      <w:r>
-        <w:rPr>
-          <w:b/>
-        </w:rPr>
-        <w:t>et</w:t>
-      </w:r>
-      <w:r>
-        <w:t xml:space="preserve"> il peut réserver seul.</w:t>
-      </w:r>
-    </w:p>
-    <w:p>
-      <w:r>
-        <w:t>Ce n'est pas un renoncement, c'est une correction de cible. Le modèle du « patient léger » — un patient sans compte, créé au comptoir — est né de ce déplacement. Le canal libre-service a été livré tard, en complément, et non comme fondation.</w:t>
+        <w:t>Prévu : le patient réserve en ligne. Réalisé : la réception réserve pour lui, et il peut aussi réserver seul. Le modèle du patient léger est né de ce changement. Le canal libre-service a été livré tard, en complément, et non comme fondation.</w:t>
       </w:r>
     </w:p>
     <w:p>
@@ -1103,26 +769,12 @@
         <w:pStyle w:val="Heading3"/>
       </w:pPr>
       <w:r>
-        <w:t>5.2 · Le déploiement local est devenu un déploiement réel</w:t>
+        <w:t>Le déploiement local est devenu un déploiement réel</w:t>
       </w:r>
     </w:p>
     <w:p>
       <w:r>
-        <w:t>Le cahier des charges initial écrivait noir sur blanc : *« aucun hébergement cloud requis pour la validation »*. Nous avons mis l'application en ligne quand même.</w:t>
-      </w:r>
-    </w:p>
-    <w:p>
-      <w:r>
-        <w:t xml:space="preserve">La raison n'était pas l'ambition, c'était le doute : une application qui ne tourne que sur nos machines ne prouve pas grand-chose. La mise en ligne a immédiatement révélé trois défauts </w:t>
-      </w:r>
-      <w:r>
-        <w:rPr>
-          <w:b/>
-        </w:rPr>
-        <w:t>invisibles en local</w:t>
-      </w:r>
-      <w:r>
-        <w:t xml:space="preserve"> — nous y revenons au § 7.</w:t>
+        <w:t>Le cahier des charges écrivait : « aucun hébergement cloud requis pour la validation ». Nous avons mis l'application en ligne quand même, parce qu'une application qui ne tourne que sur nos machines ne prouve pas grand-chose. La mise en ligne a immédiatement révélé trois défauts invisibles en local (§ 7).</w:t>
       </w:r>
     </w:p>
     <w:p>
@@ -1130,26 +782,21 @@
         <w:pStyle w:val="Heading3"/>
       </w:pPr>
       <w:r>
-        <w:t>5.3 · Les disponibilités récurrentes ont été abandonnées</w:t>
+        <w:t>Les disponibilités récurrentes ont été abandonnées</w:t>
       </w:r>
     </w:p>
     <w:p>
       <w:r>
-        <w:t xml:space="preserve">Prévu : des plages récurrentes avec exceptions. Réalisé : des </w:t>
+        <w:t xml:space="preserve">Prévu : des plages récurrentes avec exceptions. Réalisé : des plages </w:t>
       </w:r>
       <w:r>
         <w:rPr>
           <w:b/>
         </w:rPr>
-        <w:t>plages datées</w:t>
+        <w:t>datées</w:t>
       </w:r>
       <w:r>
-        <w:t>, plus des congés.</w:t>
-      </w:r>
-    </w:p>
-    <w:p>
-      <w:r>
-        <w:t>C'était un risque identifié dès le départ dans notre matrice (« complexité du modèle de disponibilités »), et il s'est réalisé. Nous l'avons traité en réduisant le périmètre plutôt qu'en repoussant la livraison. Une plage hebdomadaire se saisit donc semaine par semaine — c'est moins confortable, mais c'est livré et ça marche.</w:t>
+        <w:t>, plus les congés. C'était un risque identifié dès le départ dans notre matrice, et il s'est réalisé. Nous l'avons traité en réduisant le périmètre plutôt qu'en repoussant la livraison.</w:t>
       </w:r>
     </w:p>
     <w:p>
@@ -1157,23 +804,17 @@
         <w:pStyle w:val="Heading3"/>
       </w:pPr>
       <w:r>
-        <w:t>5.4 · Notre définition de « terminé » a dû être réécrite</w:t>
+        <w:t>Notre définition de « terminé » a dû être réécrite</w:t>
       </w:r>
     </w:p>
     <w:p>
       <w:r>
-        <w:t>C'est le changement le plus important, et il est né d'un échec.</w:t>
+        <w:t>C'est le changement le plus important, et il vient d'un échec.</w:t>
       </w:r>
     </w:p>
     <w:p>
       <w:r>
-        <w:rPr>
-          <w:b/>
-        </w:rPr>
-        <w:t>Des branches sont restées non fusionnées pendant des semaines</w:t>
-      </w:r>
-      <w:r>
-        <w:t xml:space="preserve"> — jusqu'à </w:t>
+        <w:t xml:space="preserve">Des branches sont restées non fusionnées pendant des semaines, jusqu'à </w:t>
       </w:r>
       <w:r>
         <w:rPr>
@@ -1192,105 +833,35 @@
         <w:t>main</w:t>
       </w:r>
       <w:r>
-        <w:t xml:space="preserve">, dont une refonte complète de l'interface. Quand il a fallu intégrer, le code était bon mais il ne s'appliquait plus sur rien de reconnaissable. Et surtout : </w:t>
+        <w:t xml:space="preserve">, dont une refonte complète de l'interface. Le code était bon mais ne s'appliquait plus sur rien de reconnaissable. Surtout : </w:t>
       </w:r>
       <w:r>
         <w:rPr>
           <w:b/>
         </w:rPr>
-        <w:t>cinq tickets étaient marqués « Terminé » dans Jira sans exister dans le produit.</w:t>
-      </w:r>
-    </w:p>
-    <w:p>
-      <w:r>
-        <w:t>Nous avons corrigé en trois temps :</w:t>
-      </w:r>
-    </w:p>
-    <w:p>
-      <w:pPr>
-        <w:pStyle w:val="ListNumber"/>
-      </w:pPr>
-      <w:r>
-        <w:rPr>
-          <w:b/>
-        </w:rPr>
-        <w:t>Réintégration branche par branche</w:t>
-      </w:r>
-      <w:r>
-        <w:t>, en pull requests revues, conflit par</w:t>
-      </w:r>
-    </w:p>
-    <w:p>
-      <w:r>
-        <w:t>conflit. La règle que nous nous sommes donnée : *conserver les deux côtés* — ces conflits n'étaient pas des désaccords, c'étaient deux ajouts au même endroit.</w:t>
-      </w:r>
-    </w:p>
-    <w:p>
-      <w:pPr>
-        <w:pStyle w:val="ListNumber"/>
-      </w:pPr>
-      <w:r>
-        <w:rPr>
-          <w:b/>
-        </w:rPr>
-        <w:t>Deux branches n'ont pas été reprises</w:t>
-      </w:r>
-      <w:r>
-        <w:t xml:space="preserve"> — configuration de clinique et décalage</w:t>
-      </w:r>
-    </w:p>
-    <w:p>
-      <w:r>
-        <w:t xml:space="preserve">en bloc. À trois jours de l'échéance, les rejouer par-dessus l'interface refondue faisait courir un risque de régression sur le cœur du produit. Les tickets sont repassés « À faire » dans Jira, </w:t>
-      </w:r>
-      <w:r>
-        <w:rPr>
-          <w:b/>
-        </w:rPr>
-        <w:t>avec la raison écrite</w:t>
+        <w:t>cinq tickets étaient marqués « Terminé » dans Jira sans exister dans le produit</w:t>
       </w:r>
       <w:r>
         <w:t>.</w:t>
       </w:r>
     </w:p>
     <w:p>
-      <w:pPr>
-        <w:pStyle w:val="ListNumber"/>
-      </w:pPr>
+      <w:r>
+        <w:t xml:space="preserve">Nous avons corrigé en trois temps. D'abord la réintégration branche par branche, en pull requests revues, conflit par conflit, avec une règle simple : conserver les deux côtés, parce que ces conflits n'étaient pas des désaccords mais deux ajouts au même endroit. Ensuite, deux branches n'ont pas été reprises — à trois jours de l'échéance, les rejouer par-dessus l'interface refondue risquait de casser le cœur du produit ; les tickets sont repassés « À faire » avec la raison écrite. Enfin, la définition de « terminé » a été resserrée : </w:t>
+      </w:r>
       <w:r>
         <w:rPr>
           <w:b/>
         </w:rPr>
-        <w:t>La définition de « terminé » a été resserrée</w:t>
+        <w:t>fusionné dans `main`, CI verte</w:t>
       </w:r>
       <w:r>
-        <w:t xml:space="preserve"> : *terminé = fusionné dans</w:t>
+        <w:t>.</w:t>
       </w:r>
     </w:p>
     <w:p>
       <w:r>
-        <w:rPr>
-          <w:rFonts w:ascii="Consolas" w:hAnsi="Consolas"/>
-          <w:sz w:val="19"/>
-        </w:rPr>
-        <w:t>main</w:t>
-      </w:r>
-      <w:r>
-        <w:t>, CI verte*.</w:t>
-      </w:r>
-    </w:p>
-    <w:p>
-      <w:pPr>
-        <w:pStyle w:val="IntenseQuote"/>
-      </w:pPr>
-      <w:r>
-        <w:rPr>
-          <w:b/>
-        </w:rPr>
-        <w:t>Ce que nous en retenons.</w:t>
-      </w:r>
-      <w:r>
-        <w:t xml:space="preserve"> Un ticket n'est pas terminé quand le code est écrit, il est terminé quand il est fusionné. Une branche qui vit trois semaines coûte plus cher à intégrer qu'elle n'a coûté à écrire. Et une définition de « terminé » que l'outillage ne vérifie pas n'est pas une définition, c'est une intention.</w:t>
+        <w:t>La leçon : un ticket n'est pas terminé quand le code est écrit, mais quand il est fusionné. Une branche qui vit trois semaines coûte plus cher à intégrer qu'elle n'a coûté à écrire.</w:t>
       </w:r>
     </w:p>
     <w:p>
@@ -1298,26 +869,25 @@
         <w:pStyle w:val="Heading3"/>
       </w:pPr>
       <w:r>
-        <w:t>5.5 · Un *Could* a été livré pendant qu'un *Must* ne l'était pas</w:t>
+        <w:t>Un *Could* a été livré pendant qu'un *Must* ne l'était pas</w:t>
       </w:r>
     </w:p>
     <w:p>
       <w:r>
-        <w:t>Notre priorisation MoSCoW classait l'export CSV en *Could* et la gestion des médecins en *Must*. L'export est livré ; la gestion des médecins ne l'est pas.</w:t>
+        <w:t>Notre priorisation classait l'export CSV en *Could* et la gestion des médecins en *Must*. L'export est livré, la gestion des médecins non. L'explication est simple et peu flatteuse : l'export était court et bien défini, la gestion des médecins était longue et floue. Nous avons suivi le plus facile au lieu du plus important, et nous n'avons pas relu notre priorisation une seule fois en cours de projet.</w:t>
+      </w:r>
+    </w:p>
+    <w:p>
+      <w:pPr>
+        <w:pStyle w:val="Heading3"/>
+      </w:pPr>
+      <w:r>
+        <w:t>Notre rythme a été irrégulier</w:t>
       </w:r>
     </w:p>
     <w:p>
       <w:r>
-        <w:t xml:space="preserve">L'explication est simple et peu flatteuse : l'export était rapide et bien cerné, la gestion des médecins était longue et floue. </w:t>
-      </w:r>
-      <w:r>
-        <w:rPr>
-          <w:b/>
-        </w:rPr>
-        <w:t>Nous avons suivi la facilité au lieu de la priorité.</w:t>
-      </w:r>
-      <w:r>
-        <w:t xml:space="preserve"> C'est exactement ce que MoSCoW sert à empêcher — et nous ne l'avons pas relu une seule fois en cours de projet.</w:t>
+        <w:t>En relisant l'historique du dépôt, deux semaines comptent deux commits et deux autres en comptent trente-neuf. Nous avons produit à l'approche des échéances plutôt que régulièrement — et c'est la même cause qui produit le problème d'intégration ci-dessus : on ne fusionne pas ce sur quoi on ne travaille pas cette semaine-là.</w:t>
       </w:r>
     </w:p>
     <w:p/>
@@ -1326,7 +896,21 @@
         <w:pStyle w:val="Heading2"/>
       </w:pPr>
       <w:r>
-        <w:t>6 · L'état actuel de la solution</w:t>
+        <w:t>6. L'état actuel de la solution</w:t>
+      </w:r>
+    </w:p>
+    <w:p>
+      <w:r>
+        <w:t xml:space="preserve">L'application est </w:t>
+      </w:r>
+      <w:r>
+        <w:rPr>
+          <w:b/>
+        </w:rPr>
+        <w:t>en ligne, fonctionnelle et démontrable de bout en bout</w:t>
+      </w:r>
+      <w:r>
+        <w:t>. Vérifié le 12 août 2026 : sonde de disponibilité en 0,44 seconde, connexion en 0,99 seconde, premier accès à froid en 9,9 secondes.</w:t>
       </w:r>
     </w:p>
     <w:p>
@@ -1334,163 +918,15 @@
         <w:rPr>
           <w:b/>
         </w:rPr>
-        <w:t>L'application est en ligne, fonctionnelle et démontrable de bout en bout.</w:t>
+        <w:t>Neuf fonctionnalités livrées</w:t>
       </w:r>
       <w:r>
-        <w:t xml:space="preserve"> Vérifié le 12 août 2026 : la page d'accueil répond en 9,9 secondes à froid, la sonde de disponibilité en 0,44 seconde, la connexion en 0,99 seconde.</w:t>
-      </w:r>
-    </w:p>
-    <w:p>
-      <w:pPr>
-        <w:pStyle w:val="Heading3"/>
-      </w:pPr>
-      <w:r>
-        <w:t>Les neuf fonctionnalités livrées</w:t>
-      </w:r>
-    </w:p>
-    <w:p>
-      <w:pPr>
-        <w:pStyle w:val="ListNumber"/>
-      </w:pPr>
-      <w:r>
-        <w:t>Authentification complète — inscription, connexion, verrouillage,</w:t>
+        <w:t xml:space="preserve"> : authentification complète ; RBAC à 4 rôles borné par clinique ; disponibilités et génération automatique des créneaux ; réservation par la réception avec patient léger ; réservation en libre-service par le patient ; flux du jour et transitions de statut ; annulation avec motif et libération du créneau ; notifications internes ; statistiques et export CSV.</w:t>
       </w:r>
     </w:p>
     <w:p>
       <w:r>
-        <w:t>réinitialisation</w:t>
-      </w:r>
-    </w:p>
-    <w:p>
-      <w:pPr>
-        <w:pStyle w:val="ListNumber"/>
-      </w:pPr>
-      <w:r>
-        <w:t>Contrôle d'accès par rôle, à 4 rôles, borné par clinique</w:t>
-      </w:r>
-    </w:p>
-    <w:p>
-      <w:pPr>
-        <w:pStyle w:val="ListNumber"/>
-      </w:pPr>
-      <w:r>
-        <w:t>Disponibilités par plages datées, avec génération automatique des créneaux</w:t>
-      </w:r>
-    </w:p>
-    <w:p>
-      <w:pPr>
-        <w:pStyle w:val="ListNumber"/>
-      </w:pPr>
-      <w:r>
-        <w:t>Réservation par la réception, avec création du patient léger</w:t>
-      </w:r>
-    </w:p>
-    <w:p>
-      <w:pPr>
-        <w:pStyle w:val="ListNumber"/>
-      </w:pPr>
-      <w:r>
-        <w:t>Réservation en libre-service par le patient</w:t>
-      </w:r>
-    </w:p>
-    <w:p>
-      <w:pPr>
-        <w:pStyle w:val="ListNumber"/>
-      </w:pPr>
-      <w:r>
-        <w:t>Flux clinique du jour et transitions de statut</w:t>
-      </w:r>
-    </w:p>
-    <w:p>
-      <w:pPr>
-        <w:pStyle w:val="ListNumber"/>
-      </w:pPr>
-      <w:r>
-        <w:t>Annulation avec motif obligatoire, et libération du créneau</w:t>
-      </w:r>
-    </w:p>
-    <w:p>
-      <w:pPr>
-        <w:pStyle w:val="ListNumber"/>
-      </w:pPr>
-      <w:r>
-        <w:t>Notifications internes sur les trois événements du cycle de vie</w:t>
-      </w:r>
-    </w:p>
-    <w:p>
-      <w:pPr>
-        <w:pStyle w:val="ListNumber"/>
-      </w:pPr>
-      <w:r>
-        <w:t>Tableaux de bord et statistiques, plus l'export CSV</w:t>
-      </w:r>
-    </w:p>
-    <w:p>
-      <w:pPr>
-        <w:pStyle w:val="Heading3"/>
-      </w:pPr>
-      <w:r>
-        <w:t>Le bilan par rapport au cahier des charges</w:t>
-      </w:r>
-    </w:p>
-    <w:p>
-      <w:r>
-        <w:t xml:space="preserve">Sur les 11 fonctionnalités du cahier des charges initial : </w:t>
-      </w:r>
-      <w:r>
-        <w:rPr>
-          <w:b/>
-        </w:rPr>
-        <w:t>7 livrées</w:t>
-      </w:r>
-      <w:r>
-        <w:t xml:space="preserve"> (dont une classée *Could*), </w:t>
-      </w:r>
-      <w:r>
-        <w:rPr>
-          <w:b/>
-        </w:rPr>
-        <w:t>3 partiellement</w:t>
-      </w:r>
-      <w:r>
-        <w:t xml:space="preserve">, </w:t>
-      </w:r>
-      <w:r>
-        <w:rPr>
-          <w:b/>
-        </w:rPr>
-        <w:t>1 absente</w:t>
-      </w:r>
-      <w:r>
-        <w:t xml:space="preserve">. Sur les 11 livrables : </w:t>
-      </w:r>
-      <w:r>
-        <w:rPr>
-          <w:b/>
-        </w:rPr>
-        <w:t>9 produits</w:t>
-      </w:r>
-      <w:r>
-        <w:t>.</w:t>
-      </w:r>
-    </w:p>
-    <w:p>
-      <w:r>
-        <w:t xml:space="preserve">Deux éléments ont été livrés </w:t>
-      </w:r>
-      <w:r>
-        <w:rPr>
-          <w:b/>
-        </w:rPr>
-        <w:t>en plus</w:t>
-      </w:r>
-      <w:r>
-        <w:t xml:space="preserve"> de ce qui était demandé : la mise en ligne réelle, jamais exigée, et le second canal de réservation.</w:t>
-      </w:r>
-    </w:p>
-    <w:p>
-      <w:r>
-        <w:t>Le détail exigence par exigence est dans le [cahier des charges v2.0](cahier-des-charges/Cahier-des-charges-v2.md).</w:t>
+        <w:t>Par rapport au cahier des charges initial : sur 11 fonctionnalités, 7 livrées, 3 partielles, 1 absente. Sur 11 livrables, 9 produits. Deux éléments ont été livrés en plus de ce qui était demandé : la mise en ligne réelle et le second canal de réservation.</w:t>
       </w:r>
     </w:p>
     <w:p/>
@@ -1499,7 +935,7 @@
         <w:pStyle w:val="Heading2"/>
       </w:pPr>
       <w:r>
-        <w:t>7 · Tests réalisés et résultats</w:t>
+        <w:t>7. Tests réalisés et résultats</w:t>
       </w:r>
     </w:p>
     <w:p>
@@ -1512,207 +948,9 @@
     </w:p>
     <w:p>
       <w:r>
-        <w:t xml:space="preserve">Nous n'avons pas cherché une couverture uniforme. À trois, sur un semestre, elle aurait consommé le temps du développement sans rien garantir de plus. Nous avons testé </w:t>
-      </w:r>
-      <w:r>
-        <w:rPr>
-          <w:b/>
-        </w:rPr>
-        <w:t>ce qui casse silencieusement</w:t>
-      </w:r>
-      <w:r>
-        <w:t xml:space="preserve"> :</w:t>
+        <w:t>Nous n'avons pas visé une couverture uniforme. À trois sur un semestre, elle aurait consommé le temps du développement sans rien garantir de plus. Nous avons testé ce qui casse sans prévenir : les règles métier (une transition de statut invalide ou un créneau pris deux fois corrompt des données sans message d'erreur), la sécurité (un défaut de contrôle d'accès ne se voit jamais à l'usage), et le comportement des formulaires. L'apparence est hors périmètre.</w:t>
       </w:r>
     </w:p>
-    <w:tbl>
-      <w:tblPr>
-        <w:tblStyle w:val="LightGrid-Accent1"/>
-        <w:tblW w:type="auto" w:w="0"/>
-        <w:jc w:val="center"/>
-        <w:tblLook w:firstColumn="1" w:firstRow="1" w:lastColumn="0" w:lastRow="0" w:noHBand="0" w:noVBand="1" w:val="04A0"/>
-      </w:tblPr>
-      <w:tblGrid>
-        <w:gridCol w:w="2880"/>
-        <w:gridCol w:w="2880"/>
-        <w:gridCol w:w="2880"/>
-      </w:tblGrid>
-      <w:tr>
-        <w:tc>
-          <w:tcPr>
-            <w:tcW w:type="dxa" w:w="2880"/>
-          </w:tcPr>
-          <w:p>
-            <w:r>
-              <w:rPr>
-                <w:b/>
-              </w:rPr>
-              <w:t>Priorité</w:t>
-            </w:r>
-          </w:p>
-        </w:tc>
-        <w:tc>
-          <w:tcPr>
-            <w:tcW w:type="dxa" w:w="2880"/>
-          </w:tcPr>
-          <w:p>
-            <w:r>
-              <w:rPr>
-                <w:b/>
-              </w:rPr>
-              <w:t>Ce que ça recouvre</w:t>
-            </w:r>
-          </w:p>
-        </w:tc>
-        <w:tc>
-          <w:tcPr>
-            <w:tcW w:type="dxa" w:w="2880"/>
-          </w:tcPr>
-          <w:p>
-            <w:r>
-              <w:rPr>
-                <w:b/>
-              </w:rPr>
-              <w:t>Pourquoi</w:t>
-            </w:r>
-          </w:p>
-        </w:tc>
-      </w:tr>
-      <w:tr>
-        <w:tc>
-          <w:tcPr>
-            <w:tcW w:type="dxa" w:w="2880"/>
-          </w:tcPr>
-          <w:p>
-            <w:r>
-              <w:t>1</w:t>
-            </w:r>
-          </w:p>
-        </w:tc>
-        <w:tc>
-          <w:tcPr>
-            <w:tcW w:type="dxa" w:w="2880"/>
-          </w:tcPr>
-          <w:p>
-            <w:r>
-              <w:t>Les règles métier</w:t>
-            </w:r>
-          </w:p>
-        </w:tc>
-        <w:tc>
-          <w:tcPr>
-            <w:tcW w:type="dxa" w:w="2880"/>
-          </w:tcPr>
-          <w:p>
-            <w:r>
-              <w:t xml:space="preserve">Une transition de statut invalide ou un créneau réservé deux fois corrompt des données </w:t>
-            </w:r>
-            <w:r>
-              <w:rPr>
-                <w:b/>
-              </w:rPr>
-              <w:t>sans message d'erreur</w:t>
-            </w:r>
-          </w:p>
-        </w:tc>
-      </w:tr>
-      <w:tr>
-        <w:tc>
-          <w:tcPr>
-            <w:tcW w:type="dxa" w:w="2880"/>
-          </w:tcPr>
-          <w:p>
-            <w:r>
-              <w:t>2</w:t>
-            </w:r>
-          </w:p>
-        </w:tc>
-        <w:tc>
-          <w:tcPr>
-            <w:tcW w:type="dxa" w:w="2880"/>
-          </w:tcPr>
-          <w:p>
-            <w:r>
-              <w:t>La sécurité</w:t>
-            </w:r>
-          </w:p>
-        </w:tc>
-        <w:tc>
-          <w:tcPr>
-            <w:tcW w:type="dxa" w:w="2880"/>
-          </w:tcPr>
-          <w:p>
-            <w:r>
-              <w:t>Un défaut de contrôle d'accès ne se voit jamais à l'usage : tout fonctionne, simplement trop de monde y a accès</w:t>
-            </w:r>
-          </w:p>
-        </w:tc>
-      </w:tr>
-      <w:tr>
-        <w:tc>
-          <w:tcPr>
-            <w:tcW w:type="dxa" w:w="2880"/>
-          </w:tcPr>
-          <w:p>
-            <w:r>
-              <w:t>3</w:t>
-            </w:r>
-          </w:p>
-        </w:tc>
-        <w:tc>
-          <w:tcPr>
-            <w:tcW w:type="dxa" w:w="2880"/>
-          </w:tcPr>
-          <w:p>
-            <w:r>
-              <w:t>Le comportement des écrans</w:t>
-            </w:r>
-          </w:p>
-        </w:tc>
-        <w:tc>
-          <w:tcPr>
-            <w:tcW w:type="dxa" w:w="2880"/>
-          </w:tcPr>
-          <w:p>
-            <w:r>
-              <w:t>Un formulaire qui accepte une saisie invalide produit une erreur serveur incompréhensible</w:t>
-            </w:r>
-          </w:p>
-        </w:tc>
-      </w:tr>
-      <w:tr>
-        <w:tc>
-          <w:tcPr>
-            <w:tcW w:type="dxa" w:w="2880"/>
-          </w:tcPr>
-          <w:p>
-            <w:r>
-              <w:t>hors périmètre</w:t>
-            </w:r>
-          </w:p>
-        </w:tc>
-        <w:tc>
-          <w:tcPr>
-            <w:tcW w:type="dxa" w:w="2880"/>
-          </w:tcPr>
-          <w:p>
-            <w:r>
-              <w:t>L'apparence</w:t>
-            </w:r>
-          </w:p>
-        </w:tc>
-        <w:tc>
-          <w:tcPr>
-            <w:tcW w:type="dxa" w:w="2880"/>
-          </w:tcPr>
-          <w:p>
-            <w:r>
-              <w:t>Un test qui vérifie une couleur casse à chaque retouche et n'attrape aucun défaut réel</w:t>
-            </w:r>
-          </w:p>
-        </w:tc>
-      </w:tr>
-    </w:tbl>
-    <w:p/>
     <w:p>
       <w:pPr>
         <w:pStyle w:val="Heading3"/>
@@ -1729,25 +967,7 @@
         <w:t>203 tests automatisés, tous verts</w:t>
       </w:r>
       <w:r>
-        <w:t xml:space="preserve"> au 12 août 2026 — </w:t>
-      </w:r>
-      <w:r>
-        <w:rPr>
-          <w:b/>
-        </w:rPr>
-        <w:t>70 côté backend</w:t>
-      </w:r>
-      <w:r>
-        <w:t xml:space="preserve"> (11 suites) et </w:t>
-      </w:r>
-      <w:r>
-        <w:rPr>
-          <w:b/>
-        </w:rPr>
-        <w:t>133 côté frontend</w:t>
-      </w:r>
-      <w:r>
-        <w:t xml:space="preserve"> (28 suites).</w:t>
+        <w:t xml:space="preserve"> au 12 août 2026 : 70 côté backend en 11 suites, 133 côté frontend en 28 suites.</w:t>
       </w:r>
     </w:p>
     <w:p>
@@ -1761,16 +981,7 @@
         <w:t>manuellement</w:t>
       </w:r>
       <w:r>
-        <w:t xml:space="preserve"> avant chaque démonstration, selon un scénario écrit en le jouant sur l'application en ligne. Le passage du 10 août a vérifié 14 points, dont : génération automatique des créneaux, retrait du créneau réservé de la liste, cycle de vie complet, motif obligatoire à l'annulation, créneau effectivement libéré, notifications émises sur les trois événements, RBAC visible à l'écran, export CSV, statistiques sur données réelles — et </w:t>
-      </w:r>
-      <w:r>
-        <w:rPr>
-          <w:b/>
-        </w:rPr>
-        <w:t>aucune erreur dans la console du navigateur</w:t>
-      </w:r>
-      <w:r>
-        <w:t>.</w:t>
+        <w:t xml:space="preserve"> avant chaque démonstration, selon un scénario écrit en le jouant sur l'application en ligne. Le passage du 10 août a vérifié 14 points : génération des créneaux, retrait du créneau réservé, cycle de vie complet, motif obligatoire à l'annulation, créneau effectivement libéré, notifications émises, RBAC visible à l'écran, export CSV, statistiques sur données réelles. Aucune erreur dans la console du navigateur.</w:t>
       </w:r>
     </w:p>
     <w:p>
@@ -1781,7 +992,7 @@
         <w:t>La garantie anti-double-réservation a été vérifiée en concurrence réelle</w:t>
       </w:r>
       <w:r>
-        <w:t xml:space="preserve"> sur l'application déployée : deux réservations simultanées sur le même créneau, une requête en 201, l'autre en 409.</w:t>
+        <w:t xml:space="preserve"> sur l'application déployée : deux réservations simultanées sur le même créneau, une requête en 201 et l'autre en 409.</w:t>
       </w:r>
     </w:p>
     <w:p>
@@ -1789,7 +1000,7 @@
         <w:pStyle w:val="Heading3"/>
       </w:pPr>
       <w:r>
-        <w:t>Les quatre bogues qui nous ont le plus appris</w:t>
+        <w:t>Les bogues qui nous ont le plus appris</w:t>
       </w:r>
     </w:p>
     <w:p>
@@ -1800,7 +1011,7 @@
         <w:t>Le 404 invisible en local.</w:t>
       </w:r>
       <w:r>
-        <w:t xml:space="preserve"> Une fois en ligne, tous les appels à l'API renvoyaient 404 — alors que tout fonctionnait parfaitement en local. Nous avons cherché dans le code, dans les routes, dans la configuration, sans résultat, parce que le problème n'y était pas. Le déblocage est venu d'un changement de méthode : au lieu de chercher *ce qui était cassé*, chercher *ce qui différait entre les deux environnements*. Notre proxy transmettait l'en-tête </w:t>
+        <w:t xml:space="preserve"> Une fois en ligne, tous les appels à l'API renvoyaient 404, alors que tout fonctionnait en local. Nous avons cherché dans le code, dans les routes, dans la configuration, sans résultat — le problème n'y était pas. Le déblocage est venu d'un changement de méthode : au lieu de chercher ce qui était cassé, chercher ce qui différait entre les deux environnements. Notre proxy transmettait l'en-tête </w:t>
       </w:r>
       <w:r>
         <w:rPr>
@@ -1810,16 +1021,7 @@
         <w:t>Host</w:t>
       </w:r>
       <w:r>
-        <w:t xml:space="preserve"> demandé par le navigateur ; </w:t>
-      </w:r>
-      <w:r>
-        <w:rPr>
-          <w:b/>
-        </w:rPr>
-        <w:t>Azure Container Apps route selon cet en-tête</w:t>
-      </w:r>
-      <w:r>
-        <w:t>, alors que Docker Compose ne route pas du tout de cette façon.</w:t>
+        <w:t xml:space="preserve"> demandé par le navigateur ; Azure Container Apps route selon cet en-tête, alors que Docker Compose ne route pas ainsi.</w:t>
       </w:r>
     </w:p>
     <w:p>
@@ -1830,7 +1032,7 @@
         <w:t>Les fins de ligne Windows.</w:t>
       </w:r>
       <w:r>
-        <w:t xml:space="preserve"> Un fichier de démarrage récupéré en CRLF empêchait un conteneur de démarrer. Corrigé en forçant LF sur les scripts shell.</w:t>
+        <w:t xml:space="preserve"> Un fichier de démarrage récupéré en CRLF empêchait un conteneur de démarrer.</w:t>
       </w:r>
     </w:p>
     <w:p>
@@ -1841,32 +1043,12 @@
         <w:t>Le fuseau horaire.</w:t>
       </w:r>
       <w:r>
-        <w:t xml:space="preserve"> Les horaires de la clinique apparaissaient décalés de quatre heures, parce que le conteneur tourne en UTC. Corrigé en posant les horaires dans le fuseau de la clinique, pas du serveur.</w:t>
+        <w:t xml:space="preserve"> Les horaires de la clinique apparaissaient décalés de quatre heures, parce que le conteneur tourne en UTC.</w:t>
       </w:r>
     </w:p>
     <w:p>
       <w:r>
-        <w:rPr>
-          <w:b/>
-        </w:rPr>
-        <w:t>La double réservation sous charge</w:t>
-      </w:r>
-      <w:r>
-        <w:t>, décrite au § 3.</w:t>
-      </w:r>
-    </w:p>
-    <w:p>
-      <w:pPr>
-        <w:pStyle w:val="IntenseQuote"/>
-      </w:pPr>
-      <w:r>
-        <w:rPr>
-          <w:b/>
-        </w:rPr>
-        <w:t>Le point commun des trois premiers</w:t>
-      </w:r>
-      <w:r>
-        <w:t xml:space="preserve"> : aucun n'était un bogue de code. Tous venaient d'un écart entre deux environnements. Un environnement de développement qui fonctionne ne prouve rien sur la production — les deux ne diffèrent pas seulement par leurs données, ils diffèrent par leur façon d'acheminer une requête, de lire un fichier et de compter les heures.</w:t>
+        <w:t>Aucun de ces trois n'était un bogue de code : tous venaient d'un écart entre deux environnements. Un environnement de développement qui fonctionne ne prouve rien sur la production. Les deux ne diffèrent pas seulement par leurs données, mais par leur façon d'acheminer une requête, de lire un fichier et de compter les heures.</w:t>
       </w:r>
     </w:p>
     <w:p>
@@ -1879,54 +1061,16 @@
     </w:p>
     <w:p>
       <w:r>
-        <w:t xml:space="preserve">Nous devons l'écrire aussi. </w:t>
+        <w:t xml:space="preserve">Aucun test de bout en bout automatisé, aucun test de charge, aucun audit Lighthouse. La couverture n'a pas été mesurée, alors que notre cahier des charges visait 70 % sur les modules métier. Sur les sept indicateurs chiffrés que nous avions fixés en mai, </w:t>
       </w:r>
       <w:r>
         <w:rPr>
           <w:b/>
         </w:rPr>
-        <w:t>Aucun test de bout en bout automatisé</w:t>
+        <w:t>aucun n'a été mesuré selon la méthode annoncée</w:t>
       </w:r>
       <w:r>
-        <w:t xml:space="preserve"> — le parcours complet est validé à la main. </w:t>
-      </w:r>
-      <w:r>
-        <w:rPr>
-          <w:b/>
-        </w:rPr>
-        <w:t>Aucun test de charge.</w:t>
-      </w:r>
-      <w:r>
-        <w:t xml:space="preserve"> </w:t>
-      </w:r>
-      <w:r>
-        <w:rPr>
-          <w:b/>
-        </w:rPr>
-        <w:t>Aucun audit Lighthouse formel.</w:t>
-      </w:r>
-      <w:r>
-        <w:t xml:space="preserve"> Et </w:t>
-      </w:r>
-      <w:r>
-        <w:rPr>
-          <w:b/>
-        </w:rPr>
-        <w:t>la couverture de tests n'a pas été mesurée</w:t>
-      </w:r>
-      <w:r>
-        <w:t xml:space="preserve"> : nous n'avons produit aucun rapport de couverture, alors que le cahier des charges initial visait 70 % sur les modules métier.</w:t>
-      </w:r>
-    </w:p>
-    <w:p>
-      <w:r>
-        <w:t xml:space="preserve">Sur les sept indicateurs de succès chiffrés que nous avions fixés en mai, </w:t>
-      </w:r>
-      <w:r>
-        <w:rPr>
-          <w:b/>
-        </w:rPr>
-        <w:t>aucun n'a été mesuré selon la méthode annoncée.</w:t>
+        <w:t>.</w:t>
       </w:r>
     </w:p>
     <w:p/>
@@ -1935,165 +1079,38 @@
         <w:pStyle w:val="Heading2"/>
       </w:pPr>
       <w:r>
-        <w:t>8 · Les limites de la solution</w:t>
+        <w:t>8. Les limites de la solution</w:t>
       </w:r>
     </w:p>
     <w:p>
-      <w:pPr>
-        <w:pStyle w:val="Heading3"/>
-      </w:pPr>
-      <w:r>
-        <w:t>Fonctionnalités absentes</w:t>
-      </w:r>
-    </w:p>
-    <w:p>
-      <w:pPr>
-        <w:pStyle w:val="ListBullet"/>
-      </w:pPr>
       <w:r>
         <w:rPr>
           <w:b/>
         </w:rPr>
-        <w:t>Modifier ou déplacer un rendez-vous</w:t>
+        <w:t>Fonctionnalités absentes.</w:t>
       </w:r>
       <w:r>
-        <w:t xml:space="preserve"> — il faut annuler puis réserver à nouveau.</w:t>
+        <w:t xml:space="preserve"> Modifier ou déplacer un rendez-vous (il faut annuler puis réserver à nouveau). Annulation par le patient — elle suppose une règle de délai minimum que nous n'avons pas écrite, et nous préférons ne pas livrer l'une sans l'autre. Gestion des médecins et configuration de clinique par l'interface, l'accès rapide correspondant étant visible mais grisé. Décalage en bloc des rendez-vous, codé et testé mais non intégré. Aucune notification vers l'extérieur, ni courriel ni SMS.</w:t>
       </w:r>
     </w:p>
     <w:p>
-      <w:pPr>
-        <w:pStyle w:val="ListBullet"/>
-      </w:pPr>
       <w:r>
         <w:rPr>
           <w:b/>
         </w:rPr>
-        <w:t>Annulation par le patient</w:t>
+        <w:t>Limites techniques.</w:t>
       </w:r>
       <w:r>
-        <w:t xml:space="preserve"> — suppose une règle de délai minimum que nous</w:t>
+        <w:t xml:space="preserve"> Le multi-clinique est dans le modèle et appliqué côté sécurité, mais aucun écran ne le pilote : MediPlan vise </w:t>
       </w:r>
-    </w:p>
-    <w:p>
-      <w:r>
-        <w:t>n'avons pas implémentée. Nous avons préféré ne pas livrer l'annulation sans sa règle plutôt qu'en livrer une qui laisse annuler cinq minutes avant.</w:t>
-      </w:r>
-    </w:p>
-    <w:p>
-      <w:pPr>
-        <w:pStyle w:val="ListBullet"/>
-      </w:pPr>
       <w:r>
         <w:rPr>
           <w:b/>
         </w:rPr>
-        <w:t>Gestion des médecins et configuration de clinique par l'interface</w:t>
+        <w:t>une clinique fonctionnelle</w:t>
       </w:r>
       <w:r>
-        <w:t xml:space="preserve"> — l'accès</w:t>
-      </w:r>
-    </w:p>
-    <w:p>
-      <w:r>
-        <w:t>rapide correspondant est visible mais grisé, plutôt que masqué.</w:t>
-      </w:r>
-    </w:p>
-    <w:p>
-      <w:pPr>
-        <w:pStyle w:val="ListBullet"/>
-      </w:pPr>
-      <w:r>
-        <w:rPr>
-          <w:b/>
-        </w:rPr>
-        <w:t>Décalage en bloc des rendez-vous d'un médecin</w:t>
-      </w:r>
-      <w:r>
-        <w:t xml:space="preserve"> — codé et testé sur une branche,</w:t>
-      </w:r>
-    </w:p>
-    <w:p>
-      <w:r>
-        <w:t>non intégré.</w:t>
-      </w:r>
-    </w:p>
-    <w:p>
-      <w:pPr>
-        <w:pStyle w:val="ListBullet"/>
-      </w:pPr>
-      <w:r>
-        <w:rPr>
-          <w:b/>
-        </w:rPr>
-        <w:t>Aucune notification vers l'extérieur</w:t>
-      </w:r>
-      <w:r>
-        <w:t xml:space="preserve"> — ni courriel, ni SMS.</w:t>
-      </w:r>
-    </w:p>
-    <w:p>
-      <w:pPr>
-        <w:pStyle w:val="Heading3"/>
-      </w:pPr>
-      <w:r>
-        <w:t>Limites techniques</w:t>
-      </w:r>
-    </w:p>
-    <w:p>
-      <w:pPr>
-        <w:pStyle w:val="ListBullet"/>
-      </w:pPr>
-      <w:r>
-        <w:rPr>
-          <w:b/>
-        </w:rPr>
-        <w:t>Le multi-clinique</w:t>
-      </w:r>
-      <w:r>
-        <w:t xml:space="preserve"> est prévu dans le modèle et appliqué côté sécurité, mais peu</w:t>
-      </w:r>
-    </w:p>
-    <w:p>
-      <w:r>
-        <w:t>outillé côté interface.</w:t>
-      </w:r>
-    </w:p>
-    <w:p>
-      <w:pPr>
-        <w:pStyle w:val="ListBullet"/>
-      </w:pPr>
-      <w:r>
-        <w:rPr>
-          <w:b/>
-        </w:rPr>
-        <w:t>Pas de pagination serveur</w:t>
-      </w:r>
-      <w:r>
-        <w:t xml:space="preserve"> : le volume académique le permet, une vraie clinique</w:t>
-      </w:r>
-    </w:p>
-    <w:p>
-      <w:r>
-        <w:t>non.</w:t>
-      </w:r>
-    </w:p>
-    <w:p>
-      <w:pPr>
-        <w:pStyle w:val="ListBullet"/>
-      </w:pPr>
-      <w:r>
-        <w:rPr>
-          <w:b/>
-        </w:rPr>
-        <w:t>Sécurité — défense en profondeur incomplète.</w:t>
-      </w:r>
-      <w:r>
-        <w:t xml:space="preserve"> Le socle tient : hachage bcrypt,</w:t>
-      </w:r>
-    </w:p>
-    <w:p>
-      <w:r>
-        <w:t xml:space="preserve">validation stricte des entrées, contrôle d'accès réellement appliqué, aucun secret dans le dépôt. Mais il manque les couches qu'on ajoute quand le principal tient : pas de jeton de rafraîchissement ni de révocation, </w:t>
+        <w:t xml:space="preserve">. Pas de pagination serveur — c'est le premier mur qu'une clinique à fort volume rencontrerait. La sécurité est incomplète sur les couches secondaires : pas de jeton de rafraîchissement, </w:t>
       </w:r>
       <w:r>
         <w:rPr>
@@ -2102,77 +1119,18 @@
         <w:t>aucun en-tête HTTP de sécurité</w:t>
       </w:r>
       <w:r>
-        <w:t>, aucune journalisation d'audit. Ce sont nos deux premiers correctifs, et ils demandent moins d'une journée.</w:t>
+        <w:t>, aucune journalisation d'audit. Le socle tient (bcrypt, validation stricte, contrôle d'accès appliqué, aucun secret versionné), mais la défense en profondeur manque. Dette de formatage assumée : 233 fichiers jamais passés au formateur et 9 avertissements d'accessibilité.</w:t>
       </w:r>
     </w:p>
     <w:p>
-      <w:pPr>
-        <w:pStyle w:val="ListBullet"/>
-      </w:pPr>
       <w:r>
         <w:rPr>
           <w:b/>
         </w:rPr>
-        <w:t>Dette de formatage assumée</w:t>
+        <w:t>Limites de méthode.</w:t>
       </w:r>
       <w:r>
-        <w:t xml:space="preserve"> : 233 fichiers jamais passés au formateur, et</w:t>
-      </w:r>
-    </w:p>
-    <w:p>
-      <w:r>
-        <w:t>9 avertissements d'accessibilité clavier. La CI les rapporte sans bloquer — les rendre bloquants donnerait une CI rouge en permanence, donc ignorée.</w:t>
-      </w:r>
-    </w:p>
-    <w:p>
-      <w:pPr>
-        <w:pStyle w:val="ListBullet"/>
-      </w:pPr>
-      <w:r>
-        <w:rPr>
-          <w:b/>
-        </w:rPr>
-        <w:t>Démarrage à froid</w:t>
-      </w:r>
-      <w:r>
-        <w:t xml:space="preserve"> de 10 à 15 secondes, contrepartie du coût à 0 $.</w:t>
-      </w:r>
-    </w:p>
-    <w:p>
-      <w:pPr>
-        <w:pStyle w:val="Heading3"/>
-      </w:pPr>
-      <w:r>
-        <w:t>Limites de méthode</w:t>
-      </w:r>
-    </w:p>
-    <w:p>
-      <w:pPr>
-        <w:pStyle w:val="ListBullet"/>
-      </w:pPr>
-      <w:r>
-        <w:t>Notre définition de « terminé » a été trop souple pendant une partie du projet.</w:t>
-      </w:r>
-    </w:p>
-    <w:p>
-      <w:pPr>
-        <w:pStyle w:val="ListBullet"/>
-      </w:pPr>
-      <w:r>
-        <w:t>Les revues de code sont arrivées tard.</w:t>
-      </w:r>
-    </w:p>
-    <w:p>
-      <w:pPr>
-        <w:pStyle w:val="ListBullet"/>
-      </w:pPr>
-      <w:r>
-        <w:t>Le volume de commits est très inégal entre les membres (72 / 8 / 4), et nous</w:t>
-      </w:r>
-    </w:p>
-    <w:p>
-      <w:r>
-        <w:t>l'assumons : il mesure une façon de travailler, pas une contribution.</w:t>
+        <w:t xml:space="preserve"> Notre définition de « terminé » a été trop souple pendant une partie du projet. Les revues de code sont arrivées tard. Le volume de commits est très inégal entre les membres.</w:t>
       </w:r>
     </w:p>
     <w:p/>
@@ -2181,31 +1139,22 @@
         <w:pStyle w:val="Heading2"/>
       </w:pPr>
       <w:r>
-        <w:t>9 · La contribution de chaque membre</w:t>
+        <w:t>9. La contribution de chaque membre</w:t>
       </w:r>
     </w:p>
     <w:p>
       <w:r>
-        <w:t xml:space="preserve">Les attributions ci-dessous ont été </w:t>
-      </w:r>
-      <w:r>
-        <w:rPr>
-          <w:b/>
-        </w:rPr>
-        <w:t>retracées commit par commit</w:t>
-      </w:r>
-      <w:r>
-        <w:t>, pas de mémoire. Le détail complet — réalisations, difficultés, résolutions et questions de maîtrise — est dans [</w:t>
+        <w:t xml:space="preserve">Les attributions ci-dessous ont été retracées commit par commit. Le détail complet est dans </w:t>
       </w:r>
       <w:r>
         <w:rPr>
           <w:rFonts w:ascii="Consolas" w:hAnsi="Consolas"/>
           <w:sz w:val="19"/>
         </w:rPr>
-        <w:t>presentation/CONTRIBUTIONS.md</w:t>
+        <w:t>docs/presentation/CONTRIBUTIONS.md</w:t>
       </w:r>
       <w:r>
-        <w:t>](presentation/CONTRIBUTIONS.md).</w:t>
+        <w:t>.</w:t>
       </w:r>
     </w:p>
     <w:tbl>
@@ -2275,7 +1224,7 @@
           </w:tcPr>
           <w:p>
             <w:r>
-              <w:t>Rôle tenu</w:t>
+              <w:t>Domaine</w:t>
             </w:r>
           </w:p>
         </w:tc>
@@ -2285,7 +1234,7 @@
           </w:tcPr>
           <w:p>
             <w:r>
-              <w:t>Pilotage, socle technique, sécurité, mise en ligne, espace patient</w:t>
+              <w:t>Socle, sécurité, mise en ligne, espace patient</w:t>
             </w:r>
           </w:p>
         </w:tc>
@@ -2295,7 +1244,7 @@
           </w:tcPr>
           <w:p>
             <w:r>
-              <w:t>Disponibilités, flux du jour, notifications</w:t>
+              <w:t>Le temps du médecin</w:t>
             </w:r>
           </w:p>
         </w:tc>
@@ -2305,7 +1254,7 @@
           </w:tcPr>
           <w:p>
             <w:r>
-              <w:t>Rendez-vous, patient, statistiques</w:t>
+              <w:t>Le rendez-vous et sa mesure</w:t>
             </w:r>
           </w:p>
         </w:tc>
@@ -2359,6 +1308,48 @@
           </w:tcPr>
           <w:p>
             <w:r>
+              <w:t>Épiques Jira</w:t>
+            </w:r>
+          </w:p>
+        </w:tc>
+        <w:tc>
+          <w:tcPr>
+            <w:tcW w:type="dxa" w:w="2160"/>
+          </w:tcPr>
+          <w:p>
+            <w:r>
+              <w:t>E1, E2, E4, E7</w:t>
+            </w:r>
+          </w:p>
+        </w:tc>
+        <w:tc>
+          <w:tcPr>
+            <w:tcW w:type="dxa" w:w="2160"/>
+          </w:tcPr>
+          <w:p>
+            <w:r>
+              <w:t>E3, E5, E6</w:t>
+            </w:r>
+          </w:p>
+        </w:tc>
+        <w:tc>
+          <w:tcPr>
+            <w:tcW w:type="dxa" w:w="2160"/>
+          </w:tcPr>
+          <w:p>
+            <w:r>
+              <w:t>—</w:t>
+            </w:r>
+          </w:p>
+        </w:tc>
+      </w:tr>
+      <w:tr>
+        <w:tc>
+          <w:tcPr>
+            <w:tcW w:type="dxa" w:w="2160"/>
+          </w:tcPr>
+          <w:p>
+            <w:r>
               <w:t xml:space="preserve">Commits sur </w:t>
             </w:r>
             <w:r>
@@ -2401,70 +1392,11 @@
           </w:p>
         </w:tc>
       </w:tr>
-      <w:tr>
-        <w:tc>
-          <w:tcPr>
-            <w:tcW w:type="dxa" w:w="2160"/>
-          </w:tcPr>
-          <w:p>
-            <w:r>
-              <w:t>Épiques Jira</w:t>
-            </w:r>
-          </w:p>
-        </w:tc>
-        <w:tc>
-          <w:tcPr>
-            <w:tcW w:type="dxa" w:w="2160"/>
-          </w:tcPr>
-          <w:p>
-            <w:r>
-              <w:t>E1, E2, E4, E7</w:t>
-            </w:r>
-          </w:p>
-        </w:tc>
-        <w:tc>
-          <w:tcPr>
-            <w:tcW w:type="dxa" w:w="2160"/>
-          </w:tcPr>
-          <w:p>
-            <w:r>
-              <w:t>E3, E5, E6</w:t>
-            </w:r>
-          </w:p>
-        </w:tc>
-        <w:tc>
-          <w:tcPr>
-            <w:tcW w:type="dxa" w:w="2160"/>
-          </w:tcPr>
-          <w:p>
-            <w:r>
-              <w:t>—</w:t>
-            </w:r>
-          </w:p>
-        </w:tc>
-      </w:tr>
     </w:tbl>
     <w:p/>
     <w:p>
-      <w:pPr>
-        <w:pStyle w:val="Heading3"/>
-      </w:pPr>
       <w:r>
-        <w:t>Souleymane DIALLO — le socle et ce qui relie les morceaux</w:t>
-      </w:r>
-    </w:p>
-    <w:p>
-      <w:r>
-        <w:t xml:space="preserve">Cahier des charges et cas d'utilisation ; monorepo, Docker et intégration continue ; authentification, JWT, bcrypt, verrouillage, réinitialisation et contrôle d'accès à 4 rôles ; écrans d'authentification, design system et refonte complète de l'interface ; passage de la contrainte d'unicité à un </w:t>
-      </w:r>
-      <w:r>
-        <w:rPr>
-          <w:b/>
-        </w:rPr>
-        <w:t>index partiel</w:t>
-      </w:r>
-      <w:r>
-        <w:t>, ce qui rend l'annulation possible ; annulation avec motif ; réservation en libre-service par le patient ; mise en ligne Azure ; réintégration finale des branches.</w:t>
+        <w:t>Le volume de commits est très inégal et nous l'assumons. Souleymane a porté le socle et l'intégration, ce qui produit mécaniquement beaucoup de commits, tandis que Zakaria et Larbi ont livré des fonctionnalités complètes en peu de commits. Ce chiffre mesure une façon de travailler, pas une contribution.</w:t>
       </w:r>
     </w:p>
     <w:p>
@@ -2472,32 +1404,19 @@
         <w:rPr>
           <w:b/>
         </w:rPr>
-        <w:t>Sa difficulté</w:t>
+        <w:t>Souleymane DIALLO</w:t>
       </w:r>
       <w:r>
-        <w:t xml:space="preserve"> : le 404 qui n'existait qu'en production (§ 7). </w:t>
+        <w:t xml:space="preserve"> a réalisé le cahier des charges et les cas d'utilisation, le monorepo, Docker et l'intégration continue, l'authentification JWT avec bcrypt, verrouillage et réinitialisation, le contrôle d'accès à 4 rôles, les écrans d'authentification, le design system et la refonte de l'interface, le passage de la contrainte d'unicité à un index </w:t>
       </w:r>
       <w:r>
         <w:rPr>
           <w:b/>
         </w:rPr>
-        <w:t>Sa résolution</w:t>
+        <w:t>partiel</w:t>
       </w:r>
       <w:r>
-        <w:t xml:space="preserve"> : cesser de chercher ce qui était cassé pour chercher ce qui différait entre les deux environnements.</w:t>
-      </w:r>
-    </w:p>
-    <w:p>
-      <w:pPr>
-        <w:pStyle w:val="Heading3"/>
-      </w:pPr>
-      <w:r>
-        <w:t>Zakaria Lahouiri — le temps du médecin</w:t>
-      </w:r>
-    </w:p>
-    <w:p>
-      <w:r>
-        <w:t>Diagramme de classes ; disponibilités par plages datées et génération automatique des créneaux ; plages de congé ; flux clinique du jour et transitions de statut ; module complet de notifications internes, avec émission automatique sur les trois événements du cycle de vie ; export CSV borné à la clinique.</w:t>
+        <w:t xml:space="preserve"> qui rend l'annulation possible, l'annulation avec motif, la réservation en libre-service, la mise en ligne Azure et la réintégration finale des branches. *Sa difficulté* : le 404 qui n'existait qu'en production. *Sa solution* : cesser de chercher ce qui était cassé pour chercher ce qui différait entre les environnements.</w:t>
       </w:r>
     </w:p>
     <w:p>
@@ -2505,50 +1424,10 @@
         <w:rPr>
           <w:b/>
         </w:rPr>
-        <w:t>Sa difficulté</w:t>
+        <w:t>Zakaria Lahouiri</w:t>
       </w:r>
       <w:r>
-        <w:t xml:space="preserve"> : ses branches avaient pris jusqu'à 56 commits de retard sur une interface entre-temps refondue. </w:t>
-      </w:r>
-      <w:r>
-        <w:rPr>
-          <w:b/>
-        </w:rPr>
-        <w:t>Sa résolution</w:t>
-      </w:r>
-      <w:r>
-        <w:t xml:space="preserve"> : rebasage et réintégration par pull requests, conflit par conflit, en conservant les deux apports — et la décision assumée de ne pas réintégrer deux branches à trois jours de l'échéance.</w:t>
-      </w:r>
-    </w:p>
-    <w:p>
-      <w:pPr>
-        <w:pStyle w:val="Heading3"/>
-      </w:pPr>
-      <w:r>
-        <w:t>Larbi Saib — le rendez-vous et sa mesure</w:t>
-      </w:r>
-    </w:p>
-    <w:p>
-      <w:r>
-        <w:t xml:space="preserve">Diagrammes de séquence ; modèle du </w:t>
-      </w:r>
-      <w:r>
-        <w:rPr>
-          <w:b/>
-        </w:rPr>
-        <w:t>patient léger</w:t>
-      </w:r>
-      <w:r>
-        <w:t xml:space="preserve"> ; socle technique du rendez-vous — entités, migration, service, contrôleur, validation ; </w:t>
-      </w:r>
-      <w:r>
-        <w:rPr>
-          <w:b/>
-        </w:rPr>
-        <w:t>contrainte d'unicité anti-double-réservation</w:t>
-      </w:r>
-      <w:r>
-        <w:t>, posée dès la première version ; module d'agrégation et écran de statistiques, qui a remplacé les compteurs factices du tableau de bord par des chiffres réels.</w:t>
+        <w:t xml:space="preserve"> a réalisé le diagramme de classes, les disponibilités par plages datées avec génération automatique des créneaux, les plages de congé, le flux clinique du jour et ses transitions de statut, le module complet de notifications internes avec émission automatique sur les trois événements du cycle de vie, et l'export CSV borné à la clinique. *Sa difficulté* : ses branches avaient pris jusqu'à 56 commits de retard sur une interface entre-temps refondue. *Sa solution* : rebasage et réintégration par pull requests, conflit par conflit, en conservant les deux apports.</w:t>
       </w:r>
     </w:p>
     <w:p>
@@ -2556,32 +1435,21 @@
         <w:rPr>
           <w:b/>
         </w:rPr>
-        <w:t>Sa difficulté</w:t>
+        <w:t>Larbi Saib</w:t>
       </w:r>
       <w:r>
-        <w:t xml:space="preserve"> : garantir qu'un créneau ne soit jamais réservé deux fois. </w:t>
+        <w:t xml:space="preserve"> a réalisé les diagrammes de séquence, le modèle du patient léger, le socle technique du rendez-vous (entités, migration, service, contrôleur, validation), la contrainte d'unicité anti-double-réservation posée dès la première version, et le module d'agrégation avec l'écran de statistiques qui a remplacé les compteurs factices du tableau de bord par des chiffres réels. *Sa difficulté* : garantir qu'un créneau ne soit jamais réservé deux fois. *Sa solution* : comprendre pourquoi « vérifier puis écrire » ne peut pas marcher, et poser la garantie dans la base.</w:t>
       </w:r>
+    </w:p>
+    <w:p>
       <w:r>
         <w:rPr>
           <w:b/>
         </w:rPr>
-        <w:t>Sa résolution</w:t>
+        <w:t>En commun</w:t>
       </w:r>
       <w:r>
-        <w:t xml:space="preserve"> : comprendre pourquoi « vérifier puis écrire » ne peut pas marcher, et sortir la garantie du code pour la poser dans la base.</w:t>
-      </w:r>
-    </w:p>
-    <w:p>
-      <w:pPr>
-        <w:pStyle w:val="Heading3"/>
-      </w:pPr>
-      <w:r>
-        <w:t>Travail commun</w:t>
-      </w:r>
-    </w:p>
-    <w:p>
-      <w:r>
-        <w:t>Trois choses n'appartiennent à personne en particulier : la décision de découper par tranche verticale, la révision de la définition de « terminé », et la réflexion UX/UI accompagnée de la préparation de la présentation.</w:t>
+        <w:t xml:space="preserve"> : la décision de découper par tranche verticale, la révision de la définition de « terminé », la réflexion UX/UI et la préparation de la présentation.</w:t>
       </w:r>
     </w:p>
     <w:p/>
@@ -2590,55 +1458,12 @@
         <w:pStyle w:val="Heading2"/>
       </w:pPr>
       <w:r>
-        <w:t>10 · Améliorations et prochaines étapes</w:t>
+        <w:t>10. Améliorations et prochaines étapes</w:t>
       </w:r>
     </w:p>
     <w:p>
       <w:r>
-        <w:t xml:space="preserve">L'ordre n'est pas arbitraire : </w:t>
-      </w:r>
-      <w:r>
-        <w:rPr>
-          <w:b/>
-        </w:rPr>
-        <w:t>finir ce qui est écrit, sécuriser ce qui existe, puis seulement ajouter.</w:t>
-      </w:r>
-      <w:r>
-        <w:t xml:space="preserve"> Ajouter sur une base fragile est ce qui nous a coûté le plus cher.</w:t>
-      </w:r>
-    </w:p>
-    <w:p>
-      <w:pPr>
-        <w:pStyle w:val="Heading3"/>
-      </w:pPr>
-      <w:r>
-        <w:t>1 — Solder l'existant</w:t>
-      </w:r>
-    </w:p>
-    <w:p>
-      <w:r>
-        <w:t>Intégrer le décalage en bloc, déjà écrit et testé. Livrer la configuration de clinique et la gestion des médecins — les deux seules exigences *Must* encore ouvertes. Passer le formateur sur les 233 fichiers en attente, une fois pour toutes.</w:t>
-      </w:r>
-    </w:p>
-    <w:p>
-      <w:pPr>
-        <w:pStyle w:val="Heading3"/>
-      </w:pPr>
-      <w:r>
-        <w:t>2 — Fiabiliser</w:t>
-      </w:r>
-    </w:p>
-    <w:p>
-      <w:r>
-        <w:t>Poser les en-têtes HTTP de sécurité et la journalisation d'audit : c'est notre plus grand écart pour le plus petit effort. Ajouter un jeton de rafraîchissement avec rotation et une déconnexion côté serveur. Écrire les tests de bout en bout sur le parcours complet. Ajouter la pagination serveur. Puis rendre le lint bloquant, une fois la dette résorbée.</w:t>
-      </w:r>
-    </w:p>
-    <w:p>
-      <w:pPr>
-        <w:pStyle w:val="Heading3"/>
-      </w:pPr>
-      <w:r>
-        <w:t>3 — Étendre la valeur</w:t>
+        <w:t>L'ordre n'est pas arbitraire : finir ce qui est écrit, sécuriser ce qui existe, puis seulement ajouter. Ajouter sur une base fragile est ce qui nous a coûté le plus cher.</w:t>
       </w:r>
     </w:p>
     <w:p>
@@ -2646,38 +1471,32 @@
         <w:rPr>
           <w:b/>
         </w:rPr>
-        <w:t>Les rappels par courriel ou SMS</w:t>
+        <w:t>D'abord solder l'existant.</w:t>
       </w:r>
       <w:r>
-        <w:t xml:space="preserve"> viennent en premier : c'est la fonctionnalité qui attaque directement le taux d'absence, le seul chiffre que la clinique voit sur sa facture. Ensuite une </w:t>
+        <w:t xml:space="preserve"> Intégrer le décalage en bloc, déjà écrit et testé. Livrer la configuration de clinique et la gestion des médecins, les deux seules exigences *Must* encore ouvertes. Passer le formateur sur tout le dépôt.</w:t>
       </w:r>
+    </w:p>
+    <w:p>
       <w:r>
         <w:rPr>
           <w:b/>
         </w:rPr>
-        <w:t>liste d'attente</w:t>
+        <w:t>Puis fiabiliser.</w:t>
       </w:r>
       <w:r>
-        <w:t>, qui proposerait automatiquement un créneau libéré par une annulation. Puis l'annulation par le patient, avec son délai minimum. Et seulement ensuite, l'ouverture à un réseau de cliniques et une API publique documentée.</w:t>
-      </w:r>
-    </w:p>
-    <w:p>
-      <w:pPr>
-        <w:pStyle w:val="Heading3"/>
-      </w:pPr>
-      <w:r>
-        <w:t>La stratégie de progression</w:t>
+        <w:t xml:space="preserve"> Poser les en-têtes HTTP de sécurité et la journalisation d'audit : c'est notre plus grand écart pour le plus petit effort, moins d'une journée. Ajouter un jeton de rafraîchissement avec rotation. Écrire les tests de bout en bout. Ajouter la pagination serveur. Rendre le lint bloquant une fois la dette résorbée.</w:t>
       </w:r>
     </w:p>
     <w:p>
       <w:r>
-        <w:t xml:space="preserve">Le produit est déjà déployable en une commande et son schéma de base se reconstruit à l'identique : c'est le socle qui rend la suite possible. Nous garderions la même règle de travail — </w:t>
-      </w:r>
-      <w:r>
         <w:rPr>
           <w:b/>
         </w:rPr>
-        <w:t>une fonctionnalité par personne, menée de la base de données jusqu'à l'écran, fusionnée dans la semaine.</w:t>
+        <w:t>Ensuite seulement, étendre la valeur.</w:t>
+      </w:r>
+      <w:r>
+        <w:t xml:space="preserve"> Les rappels par courriel ou SMS d'abord : c'est la fonctionnalité qui attaque directement le taux d'absence, le seul chiffre que la clinique voit sur sa facture. Puis une liste d'attente qui proposerait automatiquement un créneau libéré par une annulation. Puis l'annulation par le patient avec son délai minimum. Et enfin l'ouverture à un réseau de cliniques, qui demanderait de construire l'interface d'administration aujourd'hui absente.</w:t>
       </w:r>
     </w:p>
     <w:p/>
@@ -2686,28 +1505,22 @@
         <w:pStyle w:val="Heading2"/>
       </w:pPr>
       <w:r>
-        <w:t>11 · Conclusion</w:t>
+        <w:t>11. Conclusion</w:t>
       </w:r>
     </w:p>
     <w:p>
       <w:r>
-        <w:t>MediPlan est livré : une application réellement déployée, testée et démontrable de bout en bout, qui traite le problème posé. La double réservation est devenue techniquement impossible, la journée de clinique tient dans un écran partagé, et un créneau annulé n'est plus un créneau perdu.</w:t>
+        <w:t>MediPlan est livré : une application déployée, testée et démontrable de bout en bout. La double réservation est devenue techniquement impossible, la journée de clinique tient dans un écran partagé, et un créneau annulé repart à la réservation.</w:t>
       </w:r>
     </w:p>
     <w:p>
       <w:r>
-        <w:t>Le produit est en deçà de notre cahier des charges initial sur trois points — la gestion des médecins et des cliniques par l'interface, la modification d'un rendez-vous, et la validation automatisée de bout en bout. Il le dépasse sur deux autres — la mise en ligne réelle, jamais exigée, et le second canal de réservation.</w:t>
+        <w:t>Le produit est en deçà de notre cahier des charges initial sur trois points : la gestion des médecins et des cliniques par l'interface, la modification d'un rendez-vous, et la validation automatisée de bout en bout. Il le dépasse sur deux autres : la mise en ligne réelle, jamais exigée, et le second canal de réservation.</w:t>
       </w:r>
     </w:p>
     <w:p>
       <w:r>
-        <w:rPr>
-          <w:b/>
-        </w:rPr>
-        <w:t>La cause des manques n'est pas technique, elle est de méthode.</w:t>
-      </w:r>
-      <w:r>
-        <w:t xml:space="preserve"> Nous avons travaillé longtemps sans intégrer, et notre définition de « terminé » a laissé du code exister sans être dans le produit. C'est ce que nous retenons le plus de ce projet, et le correctif est déjà appliqué.</w:t>
+        <w:t>La cause des manques n'est pas technique, elle est de méthode. Nous avons travaillé longtemps sans intégrer, et notre définition de « terminé » a laissé du code exister sans être dans le produit. Le correctif est appliqué, et c'est ce que nous retenons le plus de ce projet.</w:t>
       </w:r>
     </w:p>
     <w:p/>
@@ -2716,7 +1529,7 @@
         <w:pStyle w:val="Heading2"/>
       </w:pPr>
       <w:r>
-        <w:t>Annexe — Où trouver quoi</w:t>
+        <w:t>Où trouver quoi</w:t>
       </w:r>
     </w:p>
     <w:tbl>
@@ -2811,17 +1624,11 @@
           </w:tcPr>
           <w:p>
             <w:r>
-              <w:t>[</w:t>
-            </w:r>
-            <w:r>
               <w:rPr>
                 <w:rFonts w:ascii="Consolas" w:hAnsi="Consolas"/>
                 <w:sz w:val="19"/>
               </w:rPr>
-              <w:t>cahier-des-charges/Cahier-des-charges-v2.md</w:t>
-            </w:r>
-            <w:r>
-              <w:t>](cahier-des-charges/Cahier-des-charges-v2.md)</w:t>
+              <w:t>docs/cahier-des-charges/</w:t>
             </w:r>
           </w:p>
         </w:tc>
@@ -2843,17 +1650,11 @@
           </w:tcPr>
           <w:p>
             <w:r>
-              <w:t>[</w:t>
-            </w:r>
-            <w:r>
               <w:rPr>
                 <w:rFonts w:ascii="Consolas" w:hAnsi="Consolas"/>
                 <w:sz w:val="19"/>
               </w:rPr>
-              <w:t>conception/</w:t>
-            </w:r>
-            <w:r>
-              <w:t>](conception/) — 7 cas d'utilisation, classes, séquence, ERD</w:t>
+              <w:t>docs/conception/</w:t>
             </w:r>
           </w:p>
         </w:tc>
@@ -2865,9 +1666,6 @@
           </w:tcPr>
           <w:p>
             <w:r>
-              <w:rPr>
-                <w:b/>
-              </w:rPr>
               <w:t>Manuel d'utilisation</w:t>
             </w:r>
           </w:p>
@@ -2878,17 +1676,11 @@
           </w:tcPr>
           <w:p>
             <w:r>
-              <w:t>[</w:t>
-            </w:r>
-            <w:r>
               <w:rPr>
                 <w:rFonts w:ascii="Consolas" w:hAnsi="Consolas"/>
                 <w:sz w:val="19"/>
               </w:rPr>
-              <w:t>guide-utilisation/</w:t>
-            </w:r>
-            <w:r>
-              <w:t>](guide-utilisation/)</w:t>
+              <w:t>docs/guide-utilisation/</w:t>
             </w:r>
           </w:p>
         </w:tc>
@@ -2900,9 +1692,6 @@
           </w:tcPr>
           <w:p>
             <w:r>
-              <w:rPr>
-                <w:b/>
-              </w:rPr>
               <w:t>Vidéo démonstrative</w:t>
             </w:r>
           </w:p>
@@ -2913,9 +1702,6 @@
           </w:tcPr>
           <w:p>
             <w:r>
-              <w:t>[</w:t>
-            </w:r>
-            <w:r>
               <w:rPr>
                 <w:rFonts w:ascii="Consolas" w:hAnsi="Consolas"/>
                 <w:sz w:val="19"/>
@@ -2923,7 +1709,7 @@
               <w:t>MediPlan-Demo.mp4</w:t>
             </w:r>
             <w:r>
-              <w:t>](../MediPlan-Demo.mp4) — 4 min 05</w:t>
+              <w:t>, à la racine du dépôt</w:t>
             </w:r>
           </w:p>
         </w:tc>
@@ -2945,17 +1731,11 @@
           </w:tcPr>
           <w:p>
             <w:r>
-              <w:t>[</w:t>
-            </w:r>
-            <w:r>
               <w:rPr>
                 <w:rFonts w:ascii="Consolas" w:hAnsi="Consolas"/>
                 <w:sz w:val="19"/>
               </w:rPr>
-              <w:t>tests/plan-et-resultats.md</w:t>
-            </w:r>
-            <w:r>
-              <w:t>](tests/plan-et-resultats.md)</w:t>
+              <w:t>docs/tests/plan-et-resultats.md</w:t>
             </w:r>
           </w:p>
         </w:tc>
@@ -2977,17 +1757,11 @@
           </w:tcPr>
           <w:p>
             <w:r>
-              <w:t>[</w:t>
-            </w:r>
-            <w:r>
               <w:rPr>
                 <w:rFonts w:ascii="Consolas" w:hAnsi="Consolas"/>
                 <w:sz w:val="19"/>
               </w:rPr>
-              <w:t>presentation/CONTRIBUTIONS.md</w:t>
-            </w:r>
-            <w:r>
-              <w:t>](presentation/CONTRIBUTIONS.md)</w:t>
+              <w:t>docs/presentation/CONTRIBUTIONS.md</w:t>
             </w:r>
           </w:p>
         </w:tc>
@@ -3009,49 +1783,11 @@
           </w:tcPr>
           <w:p>
             <w:r>
-              <w:t>[</w:t>
-            </w:r>
-            <w:r>
               <w:rPr>
                 <w:rFonts w:ascii="Consolas" w:hAnsi="Consolas"/>
                 <w:sz w:val="19"/>
               </w:rPr>
               <w:t>README.md</w:t>
-            </w:r>
-            <w:r>
-              <w:t>](../README.md) du dépôt</w:t>
-            </w:r>
-          </w:p>
-        </w:tc>
-      </w:tr>
-      <w:tr>
-        <w:tc>
-          <w:tcPr>
-            <w:tcW w:type="dxa" w:w="4320"/>
-          </w:tcPr>
-          <w:p>
-            <w:r>
-              <w:t>Mise en ligne</w:t>
-            </w:r>
-          </w:p>
-        </w:tc>
-        <w:tc>
-          <w:tcPr>
-            <w:tcW w:type="dxa" w:w="4320"/>
-          </w:tcPr>
-          <w:p>
-            <w:r>
-              <w:t>[</w:t>
-            </w:r>
-            <w:r>
-              <w:rPr>
-                <w:rFonts w:ascii="Consolas" w:hAnsi="Consolas"/>
-                <w:sz w:val="19"/>
-              </w:rPr>
-              <w:t>deployment/azure.md</w:t>
-            </w:r>
-            <w:r>
-              <w:t>](deployment/azure.md)</w:t>
             </w:r>
           </w:p>
         </w:tc>
@@ -3073,14 +1809,7 @@
           </w:tcPr>
           <w:p>
             <w:r>
-              <w:t xml:space="preserve">Jira — projet </w:t>
-            </w:r>
-            <w:r>
-              <w:rPr>
-                <w:rFonts w:ascii="Consolas" w:hAnsi="Consolas"/>
-                <w:sz w:val="19"/>
-              </w:rPr>
-              <w:t>MEDIPLAN</w:t>
+              <w:t>Jira, projet MEDIPLAN</w:t>
             </w:r>
           </w:p>
         </w:tc>
@@ -3110,7 +1839,7 @@
         <w:color w:val="555F6D"/>
         <w:sz w:val="16"/>
       </w:rPr>
-      <w:t>MediPlan — Cahier des charges v2.0 — 12 août 2026</w:t>
+      <w:t>MediPlan — Rapport final de projet — 12 août 2026</w:t>
     </w:r>
   </w:p>
 </w:ftr>
